--- a/Evidencias CAPSTONE/Fase 1/Evidencias de proyecto/minutas/Minuta_06_Alunza_Semana_3_Sesion_B.docx
+++ b/Evidencias CAPSTONE/Fase 1/Evidencias de proyecto/minutas/Minuta_06_Alunza_Semana_3_Sesion_B.docx
@@ -52,7 +52,7 @@
           <w:sz w:val="18"/>
           <w:lang w:val="es-CL"/>
         </w:rPr>
-        <w:t>ALZ-MIN-006   ·   SEMANA 3   ·   SESIÓN B</w:t>
+        <w:t>ALZ-MIN-006   ·   SEMANA 3   ·   SESIÓN B  ·  S1  ·  v1.2</w:t>
       </w:r>
     </w:p>
     <w:tbl>
@@ -498,10 +498,267 @@
           </w:p>
         </w:tc>
       </w:tr>
+      <w:tr>
+        <w:trPr>
+          <w:cantSplit/>
+        </w:trPr>
+        <w:tc>
+          <w:tcPr>
+            <w:tcW w:type="dxa" w:w="1944"/>
+            <w:vAlign w:val="center"/>
+            <w:tcMar>
+              <w:top w:w="80" w:type="dxa"/>
+              <w:start w:w="95" w:type="dxa"/>
+              <w:bottom w:w="80" w:type="dxa"/>
+              <w:end w:w="95" w:type="dxa"/>
+            </w:tcMar>
+            <w:shd w:fill="F4F6F8" w:val="clear"/>
+          </w:tcPr>
+          <w:p>
+            <w:pPr>
+              <w:keepLines/>
+              <w:widowControl/>
+              <w:spacing w:before="0" w:after="0" w:line="240" w:lineRule="auto"/>
+              <w:jc w:val="left"/>
+            </w:pPr>
+            <w:r>
+              <w:rPr>
+                <w:rFonts w:ascii="Arial" w:hAnsi="Arial"/>
+                <w:b/>
+                <w:color w:val="142B45"/>
+                <w:sz w:val="18"/>
+              </w:rPr>
+              <w:t>Sprint / iteración</w:t>
+            </w:r>
+            <w:r>
+              <w:rPr>
+                <w:rFonts w:ascii="Arial" w:hAnsi="Arial" w:eastAsia="Calibri"/>
+                <w:b/>
+                <w:i w:val="0"/>
+                <w:color w:val="142B45"/>
+                <w:sz w:val="18"/>
+                <w:lang w:val="es-CL"/>
+              </w:rPr>
+            </w:r>
+          </w:p>
+        </w:tc>
+        <w:tc>
+          <w:tcPr>
+            <w:tcW w:type="dxa" w:w="7632"/>
+            <w:vAlign w:val="center"/>
+            <w:tcMar>
+              <w:top w:w="80" w:type="dxa"/>
+              <w:start w:w="95" w:type="dxa"/>
+              <w:bottom w:w="80" w:type="dxa"/>
+              <w:end w:w="95" w:type="dxa"/>
+            </w:tcMar>
+            <w:shd w:fill="FBFCFD" w:val="clear"/>
+          </w:tcPr>
+          <w:p>
+            <w:pPr>
+              <w:keepLines/>
+              <w:widowControl/>
+              <w:spacing w:before="0" w:after="0" w:line="240" w:lineRule="auto"/>
+              <w:jc w:val="left"/>
+            </w:pPr>
+            <w:r>
+              <w:rPr>
+                <w:rFonts w:ascii="Arial" w:hAnsi="Arial"/>
+                <w:b w:val="0"/>
+                <w:color w:val="212529"/>
+                <w:sz w:val="18"/>
+              </w:rPr>
+              <w:t>S1 - Definición y diseño inicial (semanas 3-4)</w:t>
+            </w:r>
+            <w:r>
+              <w:rPr>
+                <w:rFonts w:ascii="Arial" w:hAnsi="Arial" w:eastAsia="Calibri"/>
+                <w:b w:val="0"/>
+                <w:i w:val="0"/>
+                <w:color w:val="212529"/>
+                <w:sz w:val="18"/>
+                <w:lang w:val="es-CL"/>
+              </w:rPr>
+            </w:r>
+          </w:p>
+        </w:tc>
+      </w:tr>
+      <w:tr>
+        <w:trPr>
+          <w:cantSplit/>
+        </w:trPr>
+        <w:tc>
+          <w:tcPr>
+            <w:tcW w:type="dxa" w:w="1944"/>
+            <w:vAlign w:val="center"/>
+            <w:tcMar>
+              <w:top w:w="80" w:type="dxa"/>
+              <w:start w:w="95" w:type="dxa"/>
+              <w:bottom w:w="80" w:type="dxa"/>
+              <w:end w:w="95" w:type="dxa"/>
+            </w:tcMar>
+            <w:shd w:fill="F4F6F8" w:val="clear"/>
+          </w:tcPr>
+          <w:p>
+            <w:pPr>
+              <w:keepLines/>
+              <w:widowControl/>
+              <w:spacing w:before="0" w:after="0" w:line="240" w:lineRule="auto"/>
+              <w:jc w:val="left"/>
+            </w:pPr>
+            <w:r>
+              <w:rPr>
+                <w:rFonts w:ascii="Arial" w:hAnsi="Arial"/>
+                <w:b/>
+                <w:color w:val="142B45"/>
+                <w:sz w:val="18"/>
+              </w:rPr>
+              <w:t>Versión</w:t>
+            </w:r>
+            <w:r>
+              <w:rPr>
+                <w:rFonts w:ascii="Arial" w:hAnsi="Arial" w:eastAsia="Calibri"/>
+                <w:b/>
+                <w:i w:val="0"/>
+                <w:color w:val="142B45"/>
+                <w:sz w:val="18"/>
+                <w:lang w:val="es-CL"/>
+              </w:rPr>
+            </w:r>
+          </w:p>
+        </w:tc>
+        <w:tc>
+          <w:tcPr>
+            <w:tcW w:type="dxa" w:w="7632"/>
+            <w:vAlign w:val="center"/>
+            <w:tcMar>
+              <w:top w:w="80" w:type="dxa"/>
+              <w:start w:w="95" w:type="dxa"/>
+              <w:bottom w:w="80" w:type="dxa"/>
+              <w:end w:w="95" w:type="dxa"/>
+            </w:tcMar>
+            <w:shd w:fill="FBFCFD" w:val="clear"/>
+          </w:tcPr>
+          <w:p>
+            <w:pPr>
+              <w:keepLines/>
+              <w:widowControl/>
+              <w:spacing w:before="0" w:after="0" w:line="240" w:lineRule="auto"/>
+              <w:jc w:val="left"/>
+            </w:pPr>
+            <w:r>
+              <w:rPr>
+                <w:rFonts w:ascii="Arial" w:hAnsi="Arial"/>
+                <w:b w:val="0"/>
+                <w:color w:val="212529"/>
+                <w:sz w:val="18"/>
+              </w:rPr>
+              <w:t>1.2</w:t>
+            </w:r>
+            <w:r>
+              <w:rPr>
+                <w:rFonts w:ascii="Arial" w:hAnsi="Arial" w:eastAsia="Calibri"/>
+                <w:b w:val="0"/>
+                <w:i w:val="0"/>
+                <w:color w:val="212529"/>
+                <w:sz w:val="18"/>
+                <w:lang w:val="es-CL"/>
+              </w:rPr>
+            </w:r>
+          </w:p>
+        </w:tc>
+      </w:tr>
+      <w:tr>
+        <w:trPr>
+          <w:cantSplit/>
+        </w:trPr>
+        <w:tc>
+          <w:tcPr>
+            <w:tcW w:type="dxa" w:w="1944"/>
+            <w:vAlign w:val="center"/>
+            <w:tcMar>
+              <w:top w:w="80" w:type="dxa"/>
+              <w:start w:w="95" w:type="dxa"/>
+              <w:bottom w:w="80" w:type="dxa"/>
+              <w:end w:w="95" w:type="dxa"/>
+            </w:tcMar>
+            <w:shd w:fill="F4F6F8" w:val="clear"/>
+          </w:tcPr>
+          <w:p>
+            <w:pPr>
+              <w:keepLines/>
+              <w:widowControl/>
+              <w:spacing w:before="0" w:after="0" w:line="240" w:lineRule="auto"/>
+              <w:jc w:val="left"/>
+            </w:pPr>
+            <w:r>
+              <w:rPr>
+                <w:rFonts w:ascii="Arial" w:hAnsi="Arial"/>
+                <w:b/>
+                <w:color w:val="142B45"/>
+                <w:sz w:val="18"/>
+              </w:rPr>
+              <w:t>Seguimiento</w:t>
+            </w:r>
+            <w:r>
+              <w:rPr>
+                <w:rFonts w:ascii="Arial" w:hAnsi="Arial" w:eastAsia="Calibri"/>
+                <w:b/>
+                <w:i w:val="0"/>
+                <w:color w:val="142B45"/>
+                <w:sz w:val="18"/>
+                <w:lang w:val="es-CL"/>
+              </w:rPr>
+            </w:r>
+          </w:p>
+        </w:tc>
+        <w:tc>
+          <w:tcPr>
+            <w:tcW w:type="dxa" w:w="7632"/>
+            <w:vAlign w:val="center"/>
+            <w:tcMar>
+              <w:top w:w="80" w:type="dxa"/>
+              <w:start w:w="95" w:type="dxa"/>
+              <w:bottom w:w="80" w:type="dxa"/>
+              <w:end w:w="95" w:type="dxa"/>
+            </w:tcMar>
+            <w:shd w:fill="FBFCFD" w:val="clear"/>
+          </w:tcPr>
+          <w:p>
+            <w:pPr>
+              <w:keepLines/>
+              <w:widowControl/>
+              <w:spacing w:before="0" w:after="0" w:line="240" w:lineRule="auto"/>
+              <w:jc w:val="left"/>
+            </w:pPr>
+            <w:r>
+              <w:rPr>
+                <w:rFonts w:ascii="Arial" w:hAnsi="Arial"/>
+                <w:b w:val="0"/>
+                <w:color w:val="212529"/>
+                <w:sz w:val="18"/>
+              </w:rPr>
+              <w:t>C-013 a C-015: cerrados en versión de revisión; mockups, línea base, eventos y señales consolidados. Revisión técnica 04/09/2026: AD-ARQ-001 incorporada sin alterar la fecha de reunión.</w:t>
+            </w:r>
+            <w:r>
+              <w:rPr>
+                <w:rFonts w:ascii="Arial" w:hAnsi="Arial" w:eastAsia="Calibri"/>
+                <w:b w:val="0"/>
+                <w:i w:val="0"/>
+                <w:color w:val="212529"/>
+                <w:sz w:val="18"/>
+                <w:lang w:val="es-CL"/>
+              </w:rPr>
+            </w:r>
+          </w:p>
+        </w:tc>
+      </w:tr>
     </w:tbl>
     <w:p>
       <w:pPr>
         <w:pStyle w:val="AlunzaSection"/>
+        <w:keepNext/>
+        <w:spacing w:before="120" w:after="60"/>
       </w:pPr>
       <w:r>
         <w:rPr>
@@ -545,6 +802,8 @@
     <w:p>
       <w:pPr>
         <w:pStyle w:val="AlunzaSection"/>
+        <w:keepNext/>
+        <w:spacing w:before="120" w:after="60"/>
       </w:pPr>
       <w:r>
         <w:rPr>
@@ -1006,6 +1265,8 @@
     <w:p>
       <w:pPr>
         <w:pStyle w:val="AlunzaSection"/>
+        <w:keepNext/>
+        <w:spacing w:before="120" w:after="60"/>
       </w:pPr>
       <w:r>
         <w:rPr>
@@ -1036,22 +1297,19 @@
       </w:pPr>
       <w:r>
         <w:rPr>
-          <w:rFonts w:ascii="Calibri" w:hAnsi="Calibri" w:eastAsia="Calibri"/>
+          <w:rFonts w:ascii="Arial" w:hAnsi="Arial"/>
           <w:b/>
-          <w:color w:val="0D7C78"/>
-          <w:sz w:val="20"/>
-          <w:lang w:val="es-CL"/>
+          <w:color w:val="008A8A"/>
         </w:rPr>
-        <w:t>•</w:t>
+        <w:t xml:space="preserve">•  </w:t>
       </w:r>
       <w:r>
         <w:rPr>
-          <w:rFonts w:ascii="Calibri" w:hAnsi="Calibri" w:eastAsia="Calibri"/>
-          <w:color w:val="222222"/>
-          <w:sz w:val="20"/>
-          <w:lang w:val="es-CL"/>
+          <w:rFonts w:ascii="Arial" w:hAnsi="Arial"/>
+          <w:b w:val="0"/>
+          <w:color w:val="212529"/>
         </w:rPr>
-        <w:t xml:space="preserve">  Aplicación web, API, base de datos, ejecutor controlado, módulo IA, RAG y observabilidad.</w:t>
+        <w:t>Aplicación web, API, base de datos, ejecutor controlado, módulo IA, RAG y observabilidad.</w:t>
       </w:r>
     </w:p>
     <w:p>
@@ -1062,22 +1320,19 @@
       </w:pPr>
       <w:r>
         <w:rPr>
-          <w:rFonts w:ascii="Calibri" w:hAnsi="Calibri" w:eastAsia="Calibri"/>
+          <w:rFonts w:ascii="Arial" w:hAnsi="Arial"/>
           <w:b/>
-          <w:color w:val="0D7C78"/>
-          <w:sz w:val="20"/>
-          <w:lang w:val="es-CL"/>
+          <w:color w:val="008A8A"/>
         </w:rPr>
-        <w:t>•</w:t>
+        <w:t xml:space="preserve">•  </w:t>
       </w:r>
       <w:r>
         <w:rPr>
-          <w:rFonts w:ascii="Calibri" w:hAnsi="Calibri" w:eastAsia="Calibri"/>
-          <w:color w:val="222222"/>
-          <w:sz w:val="20"/>
-          <w:lang w:val="es-CL"/>
+          <w:rFonts w:ascii="Arial" w:hAnsi="Arial"/>
+          <w:b w:val="0"/>
+          <w:color w:val="212529"/>
         </w:rPr>
-        <w:t xml:space="preserve">  Modelo de datos para clases, actividades, ejercicios, intentos, eventos, documentos y señales.</w:t>
+        <w:t>Modelo de datos para organizaciones, cuentas, roles, clases, actividades, ejercicios, intentos, eventos, documentos y señales.</w:t>
       </w:r>
     </w:p>
     <w:p>
@@ -1088,22 +1343,19 @@
       </w:pPr>
       <w:r>
         <w:rPr>
-          <w:rFonts w:ascii="Calibri" w:hAnsi="Calibri" w:eastAsia="Calibri"/>
+          <w:rFonts w:ascii="Arial" w:hAnsi="Arial"/>
           <w:b/>
-          <w:color w:val="0D7C78"/>
-          <w:sz w:val="20"/>
-          <w:lang w:val="es-CL"/>
+          <w:color w:val="008A8A"/>
         </w:rPr>
-        <w:t>•</w:t>
+        <w:t xml:space="preserve">•  </w:t>
       </w:r>
       <w:r>
         <w:rPr>
-          <w:rFonts w:ascii="Calibri" w:hAnsi="Calibri" w:eastAsia="Calibri"/>
-          <w:color w:val="222222"/>
-          <w:sz w:val="20"/>
-          <w:lang w:val="es-CL"/>
+          <w:rFonts w:ascii="Arial" w:hAnsi="Arial"/>
+          <w:b w:val="0"/>
+          <w:color w:val="212529"/>
         </w:rPr>
-        <w:t xml:space="preserve">  Requisitos no funcionales de seguridad, rendimiento, confiabilidad y portabilidad.</w:t>
+        <w:t>Requisitos no funcionales de seguridad, rendimiento, confiabilidad y portabilidad.</w:t>
       </w:r>
     </w:p>
     <w:p>
@@ -1114,27 +1366,26 @@
       </w:pPr>
       <w:r>
         <w:rPr>
-          <w:rFonts w:ascii="Calibri" w:hAnsi="Calibri" w:eastAsia="Calibri"/>
+          <w:rFonts w:ascii="Arial" w:hAnsi="Arial"/>
           <w:b/>
-          <w:color w:val="0D7C78"/>
-          <w:sz w:val="20"/>
-          <w:lang w:val="es-CL"/>
+          <w:color w:val="008A8A"/>
         </w:rPr>
-        <w:t>•</w:t>
+        <w:t xml:space="preserve">•  </w:t>
       </w:r>
       <w:r>
         <w:rPr>
-          <w:rFonts w:ascii="Calibri" w:hAnsi="Calibri" w:eastAsia="Calibri"/>
-          <w:color w:val="222222"/>
-          <w:sz w:val="20"/>
-          <w:lang w:val="es-CL"/>
+          <w:rFonts w:ascii="Arial" w:hAnsi="Arial"/>
+          <w:b w:val="0"/>
+          <w:color w:val="212529"/>
         </w:rPr>
-        <w:t xml:space="preserve">  Docker, manejo de fallas y estrategia de pruebas de la ruta crítica.</w:t>
+        <w:t>Docker, manejo de fallas y estrategia de pruebas de la ruta crítica.</w:t>
       </w:r>
     </w:p>
     <w:p>
       <w:pPr>
         <w:pStyle w:val="AlunzaSection"/>
+        <w:keepNext/>
+        <w:spacing w:before="120" w:after="60"/>
       </w:pPr>
       <w:r>
         <w:rPr>
@@ -1172,7 +1423,7 @@
           <w:sz w:val="20"/>
           <w:lang w:val="es-CL"/>
         </w:rPr>
-        <w:t>Informe_ERS_Alunza.docx fue aceptado como referencia funcional viva del proyecto. A nivel conceptual se propuso una aplicación web conectada a una API y una base de datos, con un ejecutor de JavaScript separado del proceso principal, un módulo de IA con salidas estructuradas, un pipeline RAG filtrado por clase y registros de errores, latencia y costo. Se confirmó que un monolito modular es válido si mantiene responsabilidades claras y facilita la entrega en Docker. Si el equipo no logra un aislamiento adecuado, la demostración deberá restringirse y documentar la limitación; no se aceptará ejecutar código arbitrario directamente dentro de la API.</w:t>
+        <w:t>Informe_ERS_Alunza.docx fue aceptado como referencia funcional viva del proyecto. La revisión técnica del 04/09/2026 formalizó AD-ARQ-001: Next.js en Vercel; NestJS en Azure Container Apps; Supabase para Auth, PostgreSQL, Storage, RLS y pgvector; y Vercel Sandbox para código no confiable. NestJS conserva dominio, autorización, auditoría y orquestación, mientras Next.js no duplica la API. Azure OpenAI se mantiene como proveedor inicial configurable. Docker Compose, Supabase CLI y un adaptador Docker cubren el entorno local. Esta actualización preserva la fecha y los compromisos de la sesión y no acredita implementación.</w:t>
       </w:r>
     </w:p>
     <w:p>
@@ -1183,6 +1434,8 @@
     <w:p>
       <w:pPr>
         <w:pStyle w:val="AlunzaSection"/>
+        <w:keepNext/>
+        <w:spacing w:before="120" w:after="60"/>
       </w:pPr>
       <w:r>
         <w:rPr>
@@ -1422,7 +1675,9 @@
               <w:spacing w:before="0" w:after="0" w:line="240" w:lineRule="auto"/>
               <w:jc w:val="left"/>
             </w:pPr>
-            <w:r/>
+            <w:r>
+              <w:t>Registrar AD-ARQ-001 como arquitectura híbrida definitiva y mantener una API de dominio única en NestJS, con límites explícitos entre Vercel, Supabase y Azure.</w:t>
+            </w:r>
             <w:r>
               <w:rPr>
                 <w:rFonts w:ascii="Calibri" w:hAnsi="Calibri" w:eastAsia="Calibri"/>
@@ -1432,7 +1687,6 @@
                 <w:sz w:val="18"/>
                 <w:lang w:val="es-CL"/>
               </w:rPr>
-              <w:t>Preferir simplicidad desplegable y separación de riesgos; no adoptar microservicios solo por apariencia técnica.</w:t>
             </w:r>
           </w:p>
         </w:tc>
@@ -1512,6 +1766,8 @@
     <w:p>
       <w:pPr>
         <w:pStyle w:val="AlunzaSection"/>
+        <w:keepNext/>
+        <w:spacing w:before="120" w:after="60"/>
       </w:pPr>
       <w:r>
         <w:rPr>
@@ -1579,17 +1835,23 @@
               <w:spacing w:before="0" w:after="0" w:line="240" w:lineRule="auto"/>
               <w:jc w:val="left"/>
             </w:pPr>
-            <w:r/>
             <w:r>
               <w:rPr>
-                <w:rFonts w:ascii="Calibri" w:hAnsi="Calibri" w:eastAsia="Calibri"/>
+                <w:rFonts w:ascii="Arial" w:hAnsi="Arial"/>
+                <w:b/>
+                <w:color w:val="FFFFFF"/>
+              </w:rPr>
+              <w:t>ID y actividad comprometida</w:t>
+            </w:r>
+            <w:r>
+              <w:rPr>
+                <w:rFonts w:ascii="Arial" w:hAnsi="Arial" w:eastAsia="Calibri"/>
                 <w:b/>
                 <w:i w:val="0"/>
                 <w:color w:val="FFFFFF"/>
                 <w:sz w:val="18"/>
                 <w:lang w:val="es-CL"/>
               </w:rPr>
-              <w:t>Actividad comprometida</w:t>
             </w:r>
           </w:p>
         </w:tc>
@@ -1683,7 +1945,9 @@
               <w:spacing w:before="0" w:after="0" w:line="240" w:lineRule="auto"/>
               <w:jc w:val="left"/>
             </w:pPr>
-            <w:r/>
+            <w:r>
+              <w:t>C-016 · Actualizar los mockups y el relato de Presentacion_Alunza_CAPSTONE_Fase1.pptx.</w:t>
+            </w:r>
             <w:r>
               <w:rPr>
                 <w:rFonts w:ascii="Calibri" w:hAnsi="Calibri" w:eastAsia="Calibri"/>
@@ -1693,7 +1957,6 @@
                 <w:sz w:val="18"/>
                 <w:lang w:val="es-CL"/>
               </w:rPr>
-              <w:t>Actualizar los mockups y el relato de Presentacion_Alunza_CAPSTONE_Fase1.pptx.</w:t>
             </w:r>
           </w:p>
         </w:tc>
@@ -1786,7 +2049,9 @@
               <w:spacing w:before="0" w:after="0" w:line="240" w:lineRule="auto"/>
               <w:jc w:val="left"/>
             </w:pPr>
-            <w:r/>
+            <w:r>
+              <w:t>C-017 · Consolidar AD-ARQ-001, la autorización NestJS/Supabase RLS y el despliegue híbrido, incluido el entorno local con Docker Compose.</w:t>
+            </w:r>
             <w:r>
               <w:rPr>
                 <w:rFonts w:ascii="Calibri" w:hAnsi="Calibri" w:eastAsia="Calibri"/>
@@ -1796,7 +2061,6 @@
                 <w:sz w:val="18"/>
                 <w:lang w:val="es-CL"/>
               </w:rPr>
-              <w:t>Consolidar la arquitectura backend, la autorización, la integración y la configuración Docker.</w:t>
             </w:r>
           </w:p>
         </w:tc>
@@ -1888,7 +2152,9 @@
               <w:spacing w:before="0" w:after="0" w:line="240" w:lineRule="auto"/>
               <w:jc w:val="left"/>
             </w:pPr>
-            <w:r/>
+            <w:r>
+              <w:t>C-018 · Consolidar el modelo de datos y documentar pruebas de RLS, Sandbox e IA/RAG para seguridad, latencia, costo y límites.</w:t>
+            </w:r>
             <w:r>
               <w:rPr>
                 <w:rFonts w:ascii="Calibri" w:hAnsi="Calibri" w:eastAsia="Calibri"/>
@@ -1898,7 +2164,6 @@
                 <w:sz w:val="18"/>
                 <w:lang w:val="es-CL"/>
               </w:rPr>
-              <w:t>Consolidar el modelo de datos y preparar el plan de pruebas, los spikes de IA/RAG y el registro de riesgos.</w:t>
             </w:r>
           </w:p>
         </w:tc>
@@ -1973,6 +2238,8 @@
     <w:p>
       <w:pPr>
         <w:pStyle w:val="AlunzaSection"/>
+        <w:keepNext/>
+        <w:spacing w:before="120" w:after="60"/>
       </w:pPr>
       <w:r>
         <w:rPr>
@@ -2003,22 +2270,18 @@
       </w:pPr>
       <w:r>
         <w:rPr>
-          <w:rFonts w:ascii="Calibri" w:hAnsi="Calibri" w:eastAsia="Calibri"/>
+          <w:rFonts w:ascii="Arial" w:hAnsi="Arial"/>
           <w:b/>
-          <w:color w:val="0D7C78"/>
-          <w:sz w:val="20"/>
-          <w:lang w:val="es-CL"/>
+          <w:color w:val="008A8A"/>
         </w:rPr>
-        <w:t>•</w:t>
+        <w:t>•  AD-ARQ-001 y AD-IA-001 cierran stack, proveedor inicial, índice, ejecutor y despliegue; permanecen pendientes las validaciones de seguridad, latencia, costo, límites y región.</w:t>
       </w:r>
       <w:r>
         <w:rPr>
-          <w:rFonts w:ascii="Calibri" w:hAnsi="Calibri" w:eastAsia="Calibri"/>
-          <w:color w:val="222222"/>
-          <w:sz w:val="20"/>
-          <w:lang w:val="es-CL"/>
+          <w:rFonts w:ascii="Arial" w:hAnsi="Arial"/>
+          <w:b w:val="0"/>
+          <w:color w:val="212529"/>
         </w:rPr>
-        <w:t xml:space="preserve">  Persisten decisiones abiertas sobre stack, proveedor de IA, índice vectorial, ejecutor y entorno de despliegue.</w:t>
       </w:r>
     </w:p>
     <w:p>
@@ -2029,27 +2292,26 @@
       </w:pPr>
       <w:r>
         <w:rPr>
-          <w:rFonts w:ascii="Calibri" w:hAnsi="Calibri" w:eastAsia="Calibri"/>
+          <w:rFonts w:ascii="Arial" w:hAnsi="Arial"/>
           <w:b/>
-          <w:color w:val="0D7C78"/>
-          <w:sz w:val="20"/>
-          <w:lang w:val="es-CL"/>
+          <w:color w:val="008A8A"/>
         </w:rPr>
-        <w:t>•</w:t>
+        <w:t xml:space="preserve">•  </w:t>
       </w:r>
       <w:r>
         <w:rPr>
-          <w:rFonts w:ascii="Calibri" w:hAnsi="Calibri" w:eastAsia="Calibri"/>
-          <w:color w:val="222222"/>
-          <w:sz w:val="20"/>
-          <w:lang w:val="es-CL"/>
+          <w:rFonts w:ascii="Arial" w:hAnsi="Arial"/>
+          <w:b w:val="0"/>
+          <w:color w:val="212529"/>
         </w:rPr>
-        <w:t xml:space="preserve">  Una arquitectura demasiado distribuida podría aumentar integración, operación y documentación sin aportar al flujo principal.</w:t>
+        <w:t>Una arquitectura demasiado distribuida podría aumentar integración, operación y documentación sin aportar al flujo principal.</w:t>
       </w:r>
     </w:p>
     <w:p>
       <w:pPr>
         <w:pStyle w:val="AlunzaSection"/>
+        <w:keepNext/>
+        <w:spacing w:before="120" w:after="60"/>
       </w:pPr>
       <w:r>
         <w:rPr>
@@ -2287,7 +2549,7 @@
                 <w:sz w:val="18"/>
                 <w:lang w:val="es-CL"/>
               </w:rPr>
-              <w:t>Observación: Los acuerdos, responsables y fechas consignados en esta minuta fueron revisados y aprobados por el equipo Alunza.</w:t>
+              <w:t>Observación: los acuerdos y estados fueron revisados internamente por el equipo Alunza. Los cierres corresponden a definición o documentación y no implican software implementado.</w:t>
             </w:r>
             <w:r>
               <w:rPr>
@@ -2296,7 +2558,6 @@
                 <w:sz w:val="18"/>
                 <w:lang w:val="es-CL"/>
               </w:rPr>
-              <w:t/>
             </w:r>
           </w:p>
         </w:tc>
@@ -2305,6 +2566,10 @@
     <w:sectPr>
       <w:headerReference w:type="default" r:id="rId9"/>
       <w:footerReference w:type="default" r:id="rId10"/>
+      <w:headerReference w:type="first" r:id="rId11"/>
+      <w:headerReference w:type="even" r:id="rId12"/>
+      <w:footerReference w:type="first" r:id="rId13"/>
+      <w:footerReference w:type="even" r:id="rId14"/>
       <w:pgSz w:w="11906" w:h="16838"/>
       <w:pgMar w:top="965" w:right="965" w:bottom="965" w:left="965" w:header="312" w:footer="312" w:gutter="0"/>
       <w:cols w:space="720"/>
@@ -2348,6 +2613,26 @@
 </w:ftr>
 </file>
 
+<file path=word/footer2.xml><?xml version="1.0" encoding="utf-8"?>
+<w:ftr xmlns:m="http://schemas.openxmlformats.org/officeDocument/2006/math" xmlns:mc="http://schemas.openxmlformats.org/markup-compatibility/2006" xmlns:mo="http://schemas.microsoft.com/office/mac/office/2008/main" xmlns:mv="urn:schemas-microsoft-com:mac:vml" xmlns:o="urn:schemas-microsoft-com:office:office" xmlns:r="http://schemas.openxmlformats.org/officeDocument/2006/relationships" xmlns:v="urn:schemas-microsoft-com:vml" xmlns:w10="urn:schemas-microsoft-com:office:word" xmlns:w14="http://schemas.microsoft.com/office/word/2010/wordml" xmlns:w="http://schemas.openxmlformats.org/wordprocessingml/2006/main" xmlns:wne="http://schemas.microsoft.com/office/word/2006/wordml" xmlns:wp14="http://schemas.microsoft.com/office/word/2010/wordprocessingDrawing" xmlns:wp="http://schemas.openxmlformats.org/drawingml/2006/wordprocessingDrawing" xmlns:wpc="http://schemas.microsoft.com/office/word/2010/wordprocessingCanvas" xmlns:wpg="http://schemas.microsoft.com/office/word/2010/wordprocessingGroup" xmlns:wpi="http://schemas.microsoft.com/office/word/2010/wordprocessingInk" xmlns:wps="http://schemas.microsoft.com/office/word/2010/wordprocessingShape" mc:Ignorable="w14 wp14">
+  <w:p>
+    <w:pPr>
+      <w:pStyle w:val="Footer"/>
+    </w:pPr>
+  </w:p>
+</w:ftr>
+</file>
+
+<file path=word/footer3.xml><?xml version="1.0" encoding="utf-8"?>
+<w:ftr xmlns:m="http://schemas.openxmlformats.org/officeDocument/2006/math" xmlns:mc="http://schemas.openxmlformats.org/markup-compatibility/2006" xmlns:mo="http://schemas.microsoft.com/office/mac/office/2008/main" xmlns:mv="urn:schemas-microsoft-com:mac:vml" xmlns:o="urn:schemas-microsoft-com:office:office" xmlns:r="http://schemas.openxmlformats.org/officeDocument/2006/relationships" xmlns:v="urn:schemas-microsoft-com:vml" xmlns:w10="urn:schemas-microsoft-com:office:word" xmlns:w14="http://schemas.microsoft.com/office/word/2010/wordml" xmlns:w="http://schemas.openxmlformats.org/wordprocessingml/2006/main" xmlns:wne="http://schemas.microsoft.com/office/word/2006/wordml" xmlns:wp14="http://schemas.microsoft.com/office/word/2010/wordprocessingDrawing" xmlns:wp="http://schemas.openxmlformats.org/drawingml/2006/wordprocessingDrawing" xmlns:wpc="http://schemas.microsoft.com/office/word/2010/wordprocessingCanvas" xmlns:wpg="http://schemas.microsoft.com/office/word/2010/wordprocessingGroup" xmlns:wpi="http://schemas.microsoft.com/office/word/2010/wordprocessingInk" xmlns:wps="http://schemas.microsoft.com/office/word/2010/wordprocessingShape" mc:Ignorable="w14 wp14">
+  <w:p>
+    <w:pPr>
+      <w:pStyle w:val="Footer"/>
+    </w:pPr>
+  </w:p>
+</w:ftr>
+</file>
+
 <file path=word/header1.xml><?xml version="1.0" encoding="utf-8"?>
 <w:hdr xmlns:m="http://schemas.openxmlformats.org/officeDocument/2006/math" xmlns:mc="http://schemas.openxmlformats.org/markup-compatibility/2006" xmlns:mo="http://schemas.microsoft.com/office/mac/office/2008/main" xmlns:mv="urn:schemas-microsoft-com:mac:vml" xmlns:o="urn:schemas-microsoft-com:office:office" xmlns:r="http://schemas.openxmlformats.org/officeDocument/2006/relationships" xmlns:v="urn:schemas-microsoft-com:vml" xmlns:w10="urn:schemas-microsoft-com:office:word" xmlns:w14="http://schemas.microsoft.com/office/word/2010/wordml" xmlns:w="http://schemas.openxmlformats.org/wordprocessingml/2006/main" xmlns:wne="http://schemas.microsoft.com/office/word/2006/wordml" xmlns:wp14="http://schemas.microsoft.com/office/word/2010/wordprocessingDrawing" xmlns:wp="http://schemas.openxmlformats.org/drawingml/2006/wordprocessingDrawing" xmlns:wpc="http://schemas.microsoft.com/office/word/2010/wordprocessingCanvas" xmlns:wpg="http://schemas.microsoft.com/office/word/2010/wordprocessingGroup" xmlns:wpi="http://schemas.microsoft.com/office/word/2010/wordprocessingInk" xmlns:wps="http://schemas.microsoft.com/office/word/2010/wordprocessingShape" mc:Ignorable="w14 wp14">
   <w:p>
@@ -2370,6 +2655,26 @@
       </w:rPr>
       <w:t>ALUNZA  |  TUTOR UNIVERSITARIO INTELIGENTE PARA PROGRAMACIÓN I  |  CAPSTONE 2026-2</w:t>
     </w:r>
+  </w:p>
+</w:hdr>
+</file>
+
+<file path=word/header2.xml><?xml version="1.0" encoding="utf-8"?>
+<w:hdr xmlns:m="http://schemas.openxmlformats.org/officeDocument/2006/math" xmlns:mc="http://schemas.openxmlformats.org/markup-compatibility/2006" xmlns:mo="http://schemas.microsoft.com/office/mac/office/2008/main" xmlns:mv="urn:schemas-microsoft-com:mac:vml" xmlns:o="urn:schemas-microsoft-com:office:office" xmlns:r="http://schemas.openxmlformats.org/officeDocument/2006/relationships" xmlns:v="urn:schemas-microsoft-com:vml" xmlns:w10="urn:schemas-microsoft-com:office:word" xmlns:w14="http://schemas.microsoft.com/office/word/2010/wordml" xmlns:w="http://schemas.openxmlformats.org/wordprocessingml/2006/main" xmlns:wne="http://schemas.microsoft.com/office/word/2006/wordml" xmlns:wp14="http://schemas.microsoft.com/office/word/2010/wordprocessingDrawing" xmlns:wp="http://schemas.openxmlformats.org/drawingml/2006/wordprocessingDrawing" xmlns:wpc="http://schemas.microsoft.com/office/word/2010/wordprocessingCanvas" xmlns:wpg="http://schemas.microsoft.com/office/word/2010/wordprocessingGroup" xmlns:wpi="http://schemas.microsoft.com/office/word/2010/wordprocessingInk" xmlns:wps="http://schemas.microsoft.com/office/word/2010/wordprocessingShape" mc:Ignorable="w14 wp14">
+  <w:p>
+    <w:pPr>
+      <w:pStyle w:val="Header"/>
+    </w:pPr>
+  </w:p>
+</w:hdr>
+</file>
+
+<file path=word/header3.xml><?xml version="1.0" encoding="utf-8"?>
+<w:hdr xmlns:m="http://schemas.openxmlformats.org/officeDocument/2006/math" xmlns:mc="http://schemas.openxmlformats.org/markup-compatibility/2006" xmlns:mo="http://schemas.microsoft.com/office/mac/office/2008/main" xmlns:mv="urn:schemas-microsoft-com:mac:vml" xmlns:o="urn:schemas-microsoft-com:office:office" xmlns:r="http://schemas.openxmlformats.org/officeDocument/2006/relationships" xmlns:v="urn:schemas-microsoft-com:vml" xmlns:w10="urn:schemas-microsoft-com:office:word" xmlns:w14="http://schemas.microsoft.com/office/word/2010/wordml" xmlns:w="http://schemas.openxmlformats.org/wordprocessingml/2006/main" xmlns:wne="http://schemas.microsoft.com/office/word/2006/wordml" xmlns:wp14="http://schemas.microsoft.com/office/word/2010/wordprocessingDrawing" xmlns:wp="http://schemas.openxmlformats.org/drawingml/2006/wordprocessingDrawing" xmlns:wpc="http://schemas.microsoft.com/office/word/2010/wordprocessingCanvas" xmlns:wpg="http://schemas.microsoft.com/office/word/2010/wordprocessingGroup" xmlns:wpi="http://schemas.microsoft.com/office/word/2010/wordprocessingInk" xmlns:wps="http://schemas.microsoft.com/office/word/2010/wordprocessingShape" mc:Ignorable="w14 wp14">
+  <w:p>
+    <w:pPr>
+      <w:pStyle w:val="Header"/>
+    </w:pPr>
   </w:p>
 </w:hdr>
 </file>
@@ -2736,7 +3041,6 @@
   <w:style w:type="paragraph" w:default="1" w:styleId="Normal">
     <w:name w:val="Normal"/>
     <w:qFormat/>
-    <w:rsid w:val="00FC693F"/>
     <w:pPr>
       <w:widowControl/>
       <w:spacing w:after="80" w:line="259" w:lineRule="auto"/>
@@ -2753,7 +3057,6 @@
     <w:link w:val="HeaderChar"/>
     <w:uiPriority w:val="99"/>
     <w:unhideWhenUsed/>
-    <w:rsid w:val="00E618BF"/>
     <w:pPr>
       <w:tabs>
         <w:tab w:val="center" w:pos="4680"/>
@@ -2767,7 +3070,6 @@
     <w:basedOn w:val="DefaultParagraphFont"/>
     <w:link w:val="Header"/>
     <w:uiPriority w:val="99"/>
-    <w:rsid w:val="00E618BF"/>
   </w:style>
   <w:style w:type="paragraph" w:styleId="Footer">
     <w:name w:val="footer"/>
@@ -2775,7 +3077,6 @@
     <w:link w:val="FooterChar"/>
     <w:uiPriority w:val="99"/>
     <w:unhideWhenUsed/>
-    <w:rsid w:val="00E618BF"/>
     <w:pPr>
       <w:tabs>
         <w:tab w:val="center" w:pos="4680"/>
@@ -2789,7 +3090,6 @@
     <w:basedOn w:val="DefaultParagraphFont"/>
     <w:link w:val="Footer"/>
     <w:uiPriority w:val="99"/>
-    <w:rsid w:val="00E618BF"/>
   </w:style>
   <w:style w:type="paragraph" w:styleId="Heading1">
     <w:name w:val="heading 1"/>
@@ -2798,7 +3098,6 @@
     <w:link w:val="Heading1Char"/>
     <w:uiPriority w:val="9"/>
     <w:qFormat/>
-    <w:rsid w:val="00FC693F"/>
     <w:pPr>
       <w:keepNext/>
       <w:keepLines/>
@@ -2822,7 +3121,6 @@
     <w:uiPriority w:val="9"/>
     <w:unhideWhenUsed/>
     <w:qFormat/>
-    <w:rsid w:val="00FC693F"/>
     <w:pPr>
       <w:keepNext/>
       <w:keepLines/>
@@ -2846,7 +3144,6 @@
     <w:uiPriority w:val="9"/>
     <w:unhideWhenUsed/>
     <w:qFormat/>
-    <w:rsid w:val="00FC693F"/>
     <w:pPr>
       <w:keepNext/>
       <w:keepLines/>
@@ -2869,7 +3166,6 @@
     <w:semiHidden/>
     <w:unhideWhenUsed/>
     <w:qFormat/>
-    <w:rsid w:val="00FC693F"/>
     <w:pPr>
       <w:keepNext/>
       <w:keepLines/>
@@ -2894,7 +3190,6 @@
     <w:semiHidden/>
     <w:unhideWhenUsed/>
     <w:qFormat/>
-    <w:rsid w:val="00FC693F"/>
     <w:pPr>
       <w:keepNext/>
       <w:keepLines/>
@@ -2915,7 +3210,6 @@
     <w:semiHidden/>
     <w:unhideWhenUsed/>
     <w:qFormat/>
-    <w:rsid w:val="00FC693F"/>
     <w:pPr>
       <w:keepNext/>
       <w:keepLines/>
@@ -2938,7 +3232,6 @@
     <w:semiHidden/>
     <w:unhideWhenUsed/>
     <w:qFormat/>
-    <w:rsid w:val="00FC693F"/>
     <w:pPr>
       <w:keepNext/>
       <w:keepLines/>
@@ -2961,7 +3254,6 @@
     <w:semiHidden/>
     <w:unhideWhenUsed/>
     <w:qFormat/>
-    <w:rsid w:val="00FC693F"/>
     <w:pPr>
       <w:keepNext/>
       <w:keepLines/>
@@ -2984,7 +3276,6 @@
     <w:semiHidden/>
     <w:unhideWhenUsed/>
     <w:qFormat/>
-    <w:rsid w:val="00FC693F"/>
     <w:pPr>
       <w:keepNext/>
       <w:keepLines/>
@@ -3031,7 +3322,6 @@
     <w:name w:val="No Spacing"/>
     <w:uiPriority w:val="1"/>
     <w:qFormat/>
-    <w:rsid w:val="00FC693F"/>
     <w:pPr>
       <w:spacing w:after="0" w:line="240" w:lineRule="auto"/>
     </w:pPr>
@@ -3041,7 +3331,6 @@
     <w:basedOn w:val="DefaultParagraphFont"/>
     <w:link w:val="Heading1"/>
     <w:uiPriority w:val="9"/>
-    <w:rsid w:val="00FC693F"/>
     <w:rPr>
       <w:rFonts w:asciiTheme="majorHAnsi" w:eastAsiaTheme="majorEastAsia" w:hAnsiTheme="majorHAnsi" w:cstheme="majorBidi"/>
       <w:b/>
@@ -3056,7 +3345,6 @@
     <w:basedOn w:val="DefaultParagraphFont"/>
     <w:link w:val="Heading2"/>
     <w:uiPriority w:val="9"/>
-    <w:rsid w:val="00FC693F"/>
     <w:rPr>
       <w:rFonts w:asciiTheme="majorHAnsi" w:eastAsiaTheme="majorEastAsia" w:hAnsiTheme="majorHAnsi" w:cstheme="majorBidi"/>
       <w:b/>
@@ -3071,7 +3359,6 @@
     <w:basedOn w:val="DefaultParagraphFont"/>
     <w:link w:val="Heading3"/>
     <w:uiPriority w:val="9"/>
-    <w:rsid w:val="00FC693F"/>
     <w:rPr>
       <w:rFonts w:asciiTheme="majorHAnsi" w:eastAsiaTheme="majorEastAsia" w:hAnsiTheme="majorHAnsi" w:cstheme="majorBidi"/>
       <w:b/>
@@ -3086,7 +3373,6 @@
     <w:link w:val="TitleChar"/>
     <w:uiPriority w:val="10"/>
     <w:qFormat/>
-    <w:rsid w:val="00FC693F"/>
     <w:pPr>
       <w:pBdr>
         <w:bottom w:val="single" w:sz="8" w:space="4" w:color="4F81BD" w:themeColor="accent1"/>
@@ -3108,7 +3394,6 @@
     <w:basedOn w:val="DefaultParagraphFont"/>
     <w:link w:val="Title"/>
     <w:uiPriority w:val="10"/>
-    <w:rsid w:val="00FC693F"/>
     <w:rPr>
       <w:rFonts w:asciiTheme="majorHAnsi" w:eastAsiaTheme="majorEastAsia" w:hAnsiTheme="majorHAnsi" w:cstheme="majorBidi"/>
       <w:color w:val="17365D" w:themeColor="text2" w:themeShade="BF"/>
@@ -3125,7 +3410,6 @@
     <w:link w:val="SubtitleChar"/>
     <w:uiPriority w:val="11"/>
     <w:qFormat/>
-    <w:rsid w:val="00FC693F"/>
     <w:pPr>
       <w:numPr>
         <w:ilvl w:val="1"/>
@@ -3146,7 +3430,6 @@
     <w:basedOn w:val="DefaultParagraphFont"/>
     <w:link w:val="Subtitle"/>
     <w:uiPriority w:val="11"/>
-    <w:rsid w:val="00FC693F"/>
     <w:rPr>
       <w:rFonts w:asciiTheme="majorHAnsi" w:eastAsiaTheme="majorEastAsia" w:hAnsiTheme="majorHAnsi" w:cstheme="majorBidi"/>
       <w:i/>
@@ -3162,7 +3445,6 @@
     <w:basedOn w:val="Normal"/>
     <w:uiPriority w:val="34"/>
     <w:qFormat/>
-    <w:rsid w:val="00FC693F"/>
     <w:pPr>
       <w:ind w:left="720"/>
       <w:contextualSpacing/>
@@ -3174,7 +3456,6 @@
     <w:link w:val="BodyTextChar"/>
     <w:uiPriority w:val="99"/>
     <w:unhideWhenUsed/>
-    <w:rsid w:val="00AA1D8D"/>
     <w:pPr>
       <w:spacing w:after="120"/>
     </w:pPr>
@@ -3184,7 +3465,6 @@
     <w:basedOn w:val="DefaultParagraphFont"/>
     <w:link w:val="BodyText"/>
     <w:uiPriority w:val="99"/>
-    <w:rsid w:val="00AA1D8D"/>
   </w:style>
   <w:style w:type="paragraph" w:styleId="BodyText2">
     <w:name w:val="Body Text 2"/>
@@ -3192,7 +3472,6 @@
     <w:link w:val="BodyText2Char"/>
     <w:uiPriority w:val="99"/>
     <w:unhideWhenUsed/>
-    <w:rsid w:val="00AA1D8D"/>
     <w:pPr>
       <w:spacing w:after="120" w:line="480" w:lineRule="auto"/>
     </w:pPr>
@@ -3202,7 +3481,6 @@
     <w:basedOn w:val="DefaultParagraphFont"/>
     <w:link w:val="BodyText2"/>
     <w:uiPriority w:val="99"/>
-    <w:rsid w:val="00AA1D8D"/>
   </w:style>
   <w:style w:type="paragraph" w:styleId="BodyText3">
     <w:name w:val="Body Text 3"/>
@@ -3210,7 +3488,6 @@
     <w:link w:val="BodyText3Char"/>
     <w:uiPriority w:val="99"/>
     <w:unhideWhenUsed/>
-    <w:rsid w:val="00AA1D8D"/>
     <w:pPr>
       <w:spacing w:after="120"/>
     </w:pPr>
@@ -3224,7 +3501,6 @@
     <w:basedOn w:val="DefaultParagraphFont"/>
     <w:link w:val="BodyText3"/>
     <w:uiPriority w:val="99"/>
-    <w:rsid w:val="00AA1D8D"/>
     <w:rPr>
       <w:sz w:val="16"/>
       <w:szCs w:val="16"/>
@@ -3235,7 +3511,6 @@
     <w:basedOn w:val="Normal"/>
     <w:uiPriority w:val="99"/>
     <w:unhideWhenUsed/>
-    <w:rsid w:val="00AA1D8D"/>
     <w:pPr>
       <w:ind w:left="360" w:hanging="360"/>
       <w:contextualSpacing/>
@@ -3246,7 +3521,6 @@
     <w:basedOn w:val="Normal"/>
     <w:uiPriority w:val="99"/>
     <w:unhideWhenUsed/>
-    <w:rsid w:val="00326F90"/>
     <w:pPr>
       <w:ind w:left="720" w:hanging="360"/>
       <w:contextualSpacing/>
@@ -3257,7 +3531,6 @@
     <w:basedOn w:val="Normal"/>
     <w:uiPriority w:val="99"/>
     <w:unhideWhenUsed/>
-    <w:rsid w:val="00326F90"/>
     <w:pPr>
       <w:ind w:left="1080" w:hanging="360"/>
       <w:contextualSpacing/>
@@ -3268,7 +3541,6 @@
     <w:basedOn w:val="Normal"/>
     <w:uiPriority w:val="99"/>
     <w:unhideWhenUsed/>
-    <w:rsid w:val="00326F90"/>
     <w:pPr>
       <w:numPr>
         <w:numId w:val="1"/>
@@ -3281,7 +3553,6 @@
     <w:basedOn w:val="Normal"/>
     <w:uiPriority w:val="99"/>
     <w:unhideWhenUsed/>
-    <w:rsid w:val="00326F90"/>
     <w:pPr>
       <w:numPr>
         <w:numId w:val="2"/>
@@ -3294,7 +3565,6 @@
     <w:basedOn w:val="Normal"/>
     <w:uiPriority w:val="99"/>
     <w:unhideWhenUsed/>
-    <w:rsid w:val="00326F90"/>
     <w:pPr>
       <w:numPr>
         <w:numId w:val="3"/>
@@ -3307,7 +3577,6 @@
     <w:basedOn w:val="Normal"/>
     <w:uiPriority w:val="99"/>
     <w:unhideWhenUsed/>
-    <w:rsid w:val="00326F90"/>
     <w:pPr>
       <w:numPr>
         <w:numId w:val="5"/>
@@ -3320,7 +3589,6 @@
     <w:basedOn w:val="Normal"/>
     <w:uiPriority w:val="99"/>
     <w:unhideWhenUsed/>
-    <w:rsid w:val="0029639D"/>
     <w:pPr>
       <w:numPr>
         <w:numId w:val="6"/>
@@ -3333,7 +3601,6 @@
     <w:basedOn w:val="Normal"/>
     <w:uiPriority w:val="99"/>
     <w:unhideWhenUsed/>
-    <w:rsid w:val="0029639D"/>
     <w:pPr>
       <w:numPr>
         <w:numId w:val="7"/>
@@ -3346,7 +3613,6 @@
     <w:basedOn w:val="Normal"/>
     <w:uiPriority w:val="99"/>
     <w:unhideWhenUsed/>
-    <w:rsid w:val="0029639D"/>
     <w:pPr>
       <w:spacing w:after="120"/>
       <w:ind w:left="360"/>
@@ -3358,7 +3624,6 @@
     <w:basedOn w:val="Normal"/>
     <w:uiPriority w:val="99"/>
     <w:unhideWhenUsed/>
-    <w:rsid w:val="0029639D"/>
     <w:pPr>
       <w:spacing w:after="120"/>
       <w:ind w:left="720"/>
@@ -3370,7 +3635,6 @@
     <w:basedOn w:val="Normal"/>
     <w:uiPriority w:val="99"/>
     <w:unhideWhenUsed/>
-    <w:rsid w:val="0029639D"/>
     <w:pPr>
       <w:spacing w:after="120"/>
       <w:ind w:left="1080"/>
@@ -3382,7 +3646,6 @@
     <w:link w:val="MacroTextChar"/>
     <w:uiPriority w:val="99"/>
     <w:unhideWhenUsed/>
-    <w:rsid w:val="0029639D"/>
     <w:pPr>
       <w:tabs>
         <w:tab w:val="left" w:pos="576"/>
@@ -3405,7 +3668,6 @@
     <w:basedOn w:val="DefaultParagraphFont"/>
     <w:link w:val="MacroText"/>
     <w:uiPriority w:val="99"/>
-    <w:rsid w:val="0029639D"/>
     <w:rPr>
       <w:rFonts w:ascii="Courier" w:hAnsi="Courier"/>
       <w:sz w:val="20"/>
@@ -3419,7 +3681,6 @@
     <w:link w:val="QuoteChar"/>
     <w:uiPriority w:val="29"/>
     <w:qFormat/>
-    <w:rsid w:val="00FC693F"/>
     <w:rPr>
       <w:i/>
       <w:iCs/>
@@ -3431,7 +3692,6 @@
     <w:basedOn w:val="DefaultParagraphFont"/>
     <w:link w:val="Quote"/>
     <w:uiPriority w:val="29"/>
-    <w:rsid w:val="00FC693F"/>
     <w:rPr>
       <w:i/>
       <w:iCs/>
@@ -3444,7 +3704,6 @@
     <w:link w:val="Heading4"/>
     <w:uiPriority w:val="9"/>
     <w:semiHidden/>
-    <w:rsid w:val="00FC693F"/>
     <w:rPr>
       <w:rFonts w:asciiTheme="majorHAnsi" w:eastAsiaTheme="majorEastAsia" w:hAnsiTheme="majorHAnsi" w:cstheme="majorBidi"/>
       <w:b/>
@@ -3460,7 +3719,6 @@
     <w:link w:val="Heading5"/>
     <w:uiPriority w:val="9"/>
     <w:semiHidden/>
-    <w:rsid w:val="00FC693F"/>
     <w:rPr>
       <w:rFonts w:asciiTheme="majorHAnsi" w:eastAsiaTheme="majorEastAsia" w:hAnsiTheme="majorHAnsi" w:cstheme="majorBidi"/>
       <w:color w:val="243F60" w:themeColor="accent1" w:themeShade="7F"/>
@@ -3472,7 +3730,6 @@
     <w:link w:val="Heading6"/>
     <w:uiPriority w:val="9"/>
     <w:semiHidden/>
-    <w:rsid w:val="00FC693F"/>
     <w:rPr>
       <w:rFonts w:asciiTheme="majorHAnsi" w:eastAsiaTheme="majorEastAsia" w:hAnsiTheme="majorHAnsi" w:cstheme="majorBidi"/>
       <w:i/>
@@ -3486,7 +3743,6 @@
     <w:link w:val="Heading7"/>
     <w:uiPriority w:val="9"/>
     <w:semiHidden/>
-    <w:rsid w:val="00FC693F"/>
     <w:rPr>
       <w:rFonts w:asciiTheme="majorHAnsi" w:eastAsiaTheme="majorEastAsia" w:hAnsiTheme="majorHAnsi" w:cstheme="majorBidi"/>
       <w:i/>
@@ -3500,7 +3756,6 @@
     <w:link w:val="Heading8"/>
     <w:uiPriority w:val="9"/>
     <w:semiHidden/>
-    <w:rsid w:val="00FC693F"/>
     <w:rPr>
       <w:rFonts w:asciiTheme="majorHAnsi" w:eastAsiaTheme="majorEastAsia" w:hAnsiTheme="majorHAnsi" w:cstheme="majorBidi"/>
       <w:color w:val="4F81BD" w:themeColor="accent1"/>
@@ -3514,7 +3769,6 @@
     <w:link w:val="Heading9"/>
     <w:uiPriority w:val="9"/>
     <w:semiHidden/>
-    <w:rsid w:val="00FC693F"/>
     <w:rPr>
       <w:rFonts w:asciiTheme="majorHAnsi" w:eastAsiaTheme="majorEastAsia" w:hAnsiTheme="majorHAnsi" w:cstheme="majorBidi"/>
       <w:i/>
@@ -3532,7 +3786,6 @@
     <w:semiHidden/>
     <w:unhideWhenUsed/>
     <w:qFormat/>
-    <w:rsid w:val="00FC693F"/>
     <w:pPr>
       <w:spacing w:line="240" w:lineRule="auto"/>
     </w:pPr>
@@ -3549,7 +3802,6 @@
     <w:basedOn w:val="DefaultParagraphFont"/>
     <w:uiPriority w:val="22"/>
     <w:qFormat/>
-    <w:rsid w:val="00FC693F"/>
     <w:rPr>
       <w:b/>
       <w:bCs/>
@@ -3560,7 +3812,6 @@
     <w:basedOn w:val="DefaultParagraphFont"/>
     <w:uiPriority w:val="20"/>
     <w:qFormat/>
-    <w:rsid w:val="00FC693F"/>
     <w:rPr>
       <w:i/>
       <w:iCs/>
@@ -3573,7 +3824,6 @@
     <w:link w:val="IntenseQuoteChar"/>
     <w:uiPriority w:val="30"/>
     <w:qFormat/>
-    <w:rsid w:val="00FC693F"/>
     <w:pPr>
       <w:pBdr>
         <w:bottom w:val="single" w:sz="4" w:space="4" w:color="4F81BD" w:themeColor="accent1"/>
@@ -3594,7 +3844,6 @@
     <w:basedOn w:val="DefaultParagraphFont"/>
     <w:link w:val="IntenseQuote"/>
     <w:uiPriority w:val="30"/>
-    <w:rsid w:val="00FC693F"/>
     <w:rPr>
       <w:b/>
       <w:bCs/>
@@ -3608,7 +3857,6 @@
     <w:basedOn w:val="DefaultParagraphFont"/>
     <w:uiPriority w:val="19"/>
     <w:qFormat/>
-    <w:rsid w:val="00FC693F"/>
     <w:rPr>
       <w:i/>
       <w:iCs/>
@@ -3620,7 +3868,6 @@
     <w:basedOn w:val="DefaultParagraphFont"/>
     <w:uiPriority w:val="21"/>
     <w:qFormat/>
-    <w:rsid w:val="00FC693F"/>
     <w:rPr>
       <w:b/>
       <w:bCs/>
@@ -3634,7 +3881,6 @@
     <w:basedOn w:val="DefaultParagraphFont"/>
     <w:uiPriority w:val="31"/>
     <w:qFormat/>
-    <w:rsid w:val="00FC693F"/>
     <w:rPr>
       <w:smallCaps/>
       <w:color w:val="C0504D" w:themeColor="accent2"/>
@@ -3646,7 +3892,6 @@
     <w:basedOn w:val="DefaultParagraphFont"/>
     <w:uiPriority w:val="32"/>
     <w:qFormat/>
-    <w:rsid w:val="00FC693F"/>
     <w:rPr>
       <w:b/>
       <w:bCs/>
@@ -3661,7 +3906,6 @@
     <w:basedOn w:val="DefaultParagraphFont"/>
     <w:uiPriority w:val="33"/>
     <w:qFormat/>
-    <w:rsid w:val="00FC693F"/>
     <w:rPr>
       <w:b/>
       <w:bCs/>
@@ -3677,7 +3921,6 @@
     <w:semiHidden/>
     <w:unhideWhenUsed/>
     <w:qFormat/>
-    <w:rsid w:val="00FC693F"/>
     <w:pPr>
       <w:outlineLvl w:val="9"/>
     </w:pPr>
@@ -3686,7 +3929,6 @@
     <w:name w:val="Table Grid"/>
     <w:basedOn w:val="TableNormal"/>
     <w:uiPriority w:val="59"/>
-    <w:rsid w:val="00FC693F"/>
     <w:pPr>
       <w:spacing w:after="0" w:line="240" w:lineRule="auto"/>
     </w:pPr>
@@ -3712,7 +3954,6 @@
     <w:name w:val="Light Shading"/>
     <w:basedOn w:val="TableNormal"/>
     <w:uiPriority w:val="60"/>
-    <w:rsid w:val="00FC693F"/>
     <w:pPr>
       <w:spacing w:after="0" w:line="240" w:lineRule="auto"/>
     </w:pPr>
@@ -3815,7 +4056,6 @@
     <w:name w:val="Light Shading Accent 1"/>
     <w:basedOn w:val="TableNormal"/>
     <w:uiPriority w:val="60"/>
-    <w:rsid w:val="00FC693F"/>
     <w:pPr>
       <w:spacing w:after="0" w:line="240" w:lineRule="auto"/>
     </w:pPr>
@@ -3918,7 +4158,6 @@
     <w:name w:val="Light Shading Accent 2"/>
     <w:basedOn w:val="TableNormal"/>
     <w:uiPriority w:val="60"/>
-    <w:rsid w:val="00FC693F"/>
     <w:pPr>
       <w:spacing w:after="0" w:line="240" w:lineRule="auto"/>
     </w:pPr>
@@ -4021,7 +4260,6 @@
     <w:name w:val="Light Shading Accent 3"/>
     <w:basedOn w:val="TableNormal"/>
     <w:uiPriority w:val="60"/>
-    <w:rsid w:val="00FC693F"/>
     <w:pPr>
       <w:spacing w:after="0" w:line="240" w:lineRule="auto"/>
     </w:pPr>
@@ -4124,7 +4362,6 @@
     <w:name w:val="Light Shading Accent 4"/>
     <w:basedOn w:val="TableNormal"/>
     <w:uiPriority w:val="60"/>
-    <w:rsid w:val="00FC693F"/>
     <w:pPr>
       <w:spacing w:after="0" w:line="240" w:lineRule="auto"/>
     </w:pPr>
@@ -4227,7 +4464,6 @@
     <w:name w:val="Light Shading Accent 5"/>
     <w:basedOn w:val="TableNormal"/>
     <w:uiPriority w:val="60"/>
-    <w:rsid w:val="00FC693F"/>
     <w:pPr>
       <w:spacing w:after="0" w:line="240" w:lineRule="auto"/>
     </w:pPr>
@@ -4330,7 +4566,6 @@
     <w:name w:val="Light Shading Accent 6"/>
     <w:basedOn w:val="TableNormal"/>
     <w:uiPriority w:val="60"/>
-    <w:rsid w:val="00FC693F"/>
     <w:pPr>
       <w:spacing w:after="0" w:line="240" w:lineRule="auto"/>
     </w:pPr>
@@ -4433,7 +4668,6 @@
     <w:name w:val="Light List"/>
     <w:basedOn w:val="TableNormal"/>
     <w:uiPriority w:val="61"/>
-    <w:rsid w:val="00FC693F"/>
     <w:pPr>
       <w:spacing w:after="0" w:line="240" w:lineRule="auto"/>
     </w:pPr>
@@ -4525,7 +4759,6 @@
     <w:name w:val="Light List Accent 1"/>
     <w:basedOn w:val="TableNormal"/>
     <w:uiPriority w:val="61"/>
-    <w:rsid w:val="00FC693F"/>
     <w:pPr>
       <w:spacing w:after="0" w:line="240" w:lineRule="auto"/>
     </w:pPr>
@@ -4617,7 +4850,6 @@
     <w:name w:val="Light List Accent 2"/>
     <w:basedOn w:val="TableNormal"/>
     <w:uiPriority w:val="61"/>
-    <w:rsid w:val="00CB0664"/>
     <w:pPr>
       <w:spacing w:after="0" w:line="240" w:lineRule="auto"/>
     </w:pPr>
@@ -4709,7 +4941,6 @@
     <w:name w:val="Light List Accent 3"/>
     <w:basedOn w:val="TableNormal"/>
     <w:uiPriority w:val="61"/>
-    <w:rsid w:val="00CB0664"/>
     <w:pPr>
       <w:spacing w:after="0" w:line="240" w:lineRule="auto"/>
     </w:pPr>
@@ -4801,7 +5032,6 @@
     <w:name w:val="Light List Accent 4"/>
     <w:basedOn w:val="TableNormal"/>
     <w:uiPriority w:val="61"/>
-    <w:rsid w:val="00CB0664"/>
     <w:pPr>
       <w:spacing w:after="0" w:line="240" w:lineRule="auto"/>
     </w:pPr>
@@ -4893,7 +5123,6 @@
     <w:name w:val="Light List Accent 5"/>
     <w:basedOn w:val="TableNormal"/>
     <w:uiPriority w:val="61"/>
-    <w:rsid w:val="00CB0664"/>
     <w:pPr>
       <w:spacing w:after="0" w:line="240" w:lineRule="auto"/>
     </w:pPr>
@@ -4985,7 +5214,6 @@
     <w:name w:val="Light List Accent 6"/>
     <w:basedOn w:val="TableNormal"/>
     <w:uiPriority w:val="61"/>
-    <w:rsid w:val="00CB0664"/>
     <w:pPr>
       <w:spacing w:after="0" w:line="240" w:lineRule="auto"/>
     </w:pPr>
@@ -5077,7 +5305,6 @@
     <w:name w:val="Light Grid"/>
     <w:basedOn w:val="TableNormal"/>
     <w:uiPriority w:val="62"/>
-    <w:rsid w:val="00CB0664"/>
     <w:pPr>
       <w:spacing w:after="0" w:line="240" w:lineRule="auto"/>
     </w:pPr>
@@ -5207,7 +5434,6 @@
     <w:name w:val="Light Grid Accent 1"/>
     <w:basedOn w:val="TableNormal"/>
     <w:uiPriority w:val="62"/>
-    <w:rsid w:val="00CB0664"/>
     <w:pPr>
       <w:spacing w:after="0" w:line="240" w:lineRule="auto"/>
     </w:pPr>
@@ -5337,7 +5563,6 @@
     <w:name w:val="Light Grid Accent 2"/>
     <w:basedOn w:val="TableNormal"/>
     <w:uiPriority w:val="62"/>
-    <w:rsid w:val="00CB0664"/>
     <w:pPr>
       <w:spacing w:after="0" w:line="240" w:lineRule="auto"/>
     </w:pPr>
@@ -5467,7 +5692,6 @@
     <w:name w:val="Light Grid Accent 3"/>
     <w:basedOn w:val="TableNormal"/>
     <w:uiPriority w:val="62"/>
-    <w:rsid w:val="00CB0664"/>
     <w:pPr>
       <w:spacing w:after="0" w:line="240" w:lineRule="auto"/>
     </w:pPr>
@@ -5597,7 +5821,6 @@
     <w:name w:val="Light Grid Accent 4"/>
     <w:basedOn w:val="TableNormal"/>
     <w:uiPriority w:val="62"/>
-    <w:rsid w:val="00CB0664"/>
     <w:pPr>
       <w:spacing w:after="0" w:line="240" w:lineRule="auto"/>
     </w:pPr>
@@ -5727,7 +5950,6 @@
     <w:name w:val="Light Grid Accent 5"/>
     <w:basedOn w:val="TableNormal"/>
     <w:uiPriority w:val="62"/>
-    <w:rsid w:val="00CB0664"/>
     <w:pPr>
       <w:spacing w:after="0" w:line="240" w:lineRule="auto"/>
     </w:pPr>
@@ -5857,7 +6079,6 @@
     <w:name w:val="Light Grid Accent 6"/>
     <w:basedOn w:val="TableNormal"/>
     <w:uiPriority w:val="62"/>
-    <w:rsid w:val="00CB0664"/>
     <w:pPr>
       <w:spacing w:after="0" w:line="240" w:lineRule="auto"/>
     </w:pPr>
@@ -5987,7 +6208,6 @@
     <w:name w:val="Medium Shading 1"/>
     <w:basedOn w:val="TableNormal"/>
     <w:uiPriority w:val="63"/>
-    <w:rsid w:val="00CB0664"/>
     <w:pPr>
       <w:spacing w:after="0" w:line="240" w:lineRule="auto"/>
     </w:pPr>
@@ -6093,7 +6313,6 @@
     <w:name w:val="Medium Shading 1 Accent 1"/>
     <w:basedOn w:val="TableNormal"/>
     <w:uiPriority w:val="63"/>
-    <w:rsid w:val="00CB0664"/>
     <w:pPr>
       <w:spacing w:after="0" w:line="240" w:lineRule="auto"/>
     </w:pPr>
@@ -6199,7 +6418,6 @@
     <w:name w:val="Medium Shading 1 Accent 2"/>
     <w:basedOn w:val="TableNormal"/>
     <w:uiPriority w:val="63"/>
-    <w:rsid w:val="00CB0664"/>
     <w:pPr>
       <w:spacing w:after="0" w:line="240" w:lineRule="auto"/>
     </w:pPr>
@@ -6305,7 +6523,6 @@
     <w:name w:val="Medium Shading 1 Accent 3"/>
     <w:basedOn w:val="TableNormal"/>
     <w:uiPriority w:val="63"/>
-    <w:rsid w:val="00CB0664"/>
     <w:pPr>
       <w:spacing w:after="0" w:line="240" w:lineRule="auto"/>
     </w:pPr>
@@ -6411,7 +6628,6 @@
     <w:name w:val="Medium Shading 1 Accent 4"/>
     <w:basedOn w:val="TableNormal"/>
     <w:uiPriority w:val="63"/>
-    <w:rsid w:val="00CB0664"/>
     <w:pPr>
       <w:spacing w:after="0" w:line="240" w:lineRule="auto"/>
     </w:pPr>
@@ -6517,7 +6733,6 @@
     <w:name w:val="Medium Shading 1 Accent 5"/>
     <w:basedOn w:val="TableNormal"/>
     <w:uiPriority w:val="63"/>
-    <w:rsid w:val="00CB0664"/>
     <w:pPr>
       <w:spacing w:after="0" w:line="240" w:lineRule="auto"/>
     </w:pPr>
@@ -6623,7 +6838,6 @@
     <w:name w:val="Medium Shading 1 Accent 6"/>
     <w:basedOn w:val="TableNormal"/>
     <w:uiPriority w:val="63"/>
-    <w:rsid w:val="00CB0664"/>
     <w:pPr>
       <w:spacing w:after="0" w:line="240" w:lineRule="auto"/>
     </w:pPr>
@@ -6729,7 +6943,6 @@
     <w:name w:val="Medium Shading 2"/>
     <w:basedOn w:val="TableNormal"/>
     <w:uiPriority w:val="64"/>
-    <w:rsid w:val="00CB0664"/>
     <w:pPr>
       <w:spacing w:after="0" w:line="240" w:lineRule="auto"/>
     </w:pPr>
@@ -6878,7 +7091,6 @@
     <w:name w:val="Medium Shading 2 Accent 1"/>
     <w:basedOn w:val="TableNormal"/>
     <w:uiPriority w:val="64"/>
-    <w:rsid w:val="00CB0664"/>
     <w:pPr>
       <w:spacing w:after="0" w:line="240" w:lineRule="auto"/>
     </w:pPr>
@@ -7027,7 +7239,6 @@
     <w:name w:val="Medium Shading 2 Accent 2"/>
     <w:basedOn w:val="TableNormal"/>
     <w:uiPriority w:val="64"/>
-    <w:rsid w:val="00CB0664"/>
     <w:pPr>
       <w:spacing w:after="0" w:line="240" w:lineRule="auto"/>
     </w:pPr>
@@ -7176,7 +7387,6 @@
     <w:name w:val="Medium Shading 2 Accent 3"/>
     <w:basedOn w:val="TableNormal"/>
     <w:uiPriority w:val="64"/>
-    <w:rsid w:val="00CB0664"/>
     <w:pPr>
       <w:spacing w:after="0" w:line="240" w:lineRule="auto"/>
     </w:pPr>
@@ -7325,7 +7535,6 @@
     <w:name w:val="Medium Shading 2 Accent 4"/>
     <w:basedOn w:val="TableNormal"/>
     <w:uiPriority w:val="64"/>
-    <w:rsid w:val="00CB0664"/>
     <w:pPr>
       <w:spacing w:after="0" w:line="240" w:lineRule="auto"/>
     </w:pPr>
@@ -7474,7 +7683,6 @@
     <w:name w:val="Medium Shading 2 Accent 5"/>
     <w:basedOn w:val="TableNormal"/>
     <w:uiPriority w:val="64"/>
-    <w:rsid w:val="00CB0664"/>
     <w:pPr>
       <w:spacing w:after="0" w:line="240" w:lineRule="auto"/>
     </w:pPr>
@@ -7623,7 +7831,6 @@
     <w:name w:val="Medium Shading 2 Accent 6"/>
     <w:basedOn w:val="TableNormal"/>
     <w:uiPriority w:val="64"/>
-    <w:rsid w:val="00CB0664"/>
     <w:pPr>
       <w:spacing w:after="0" w:line="240" w:lineRule="auto"/>
     </w:pPr>
@@ -7772,7 +7979,6 @@
     <w:name w:val="Medium List 1"/>
     <w:basedOn w:val="TableNormal"/>
     <w:uiPriority w:val="65"/>
-    <w:rsid w:val="00CB0664"/>
     <w:pPr>
       <w:spacing w:after="0" w:line="240" w:lineRule="auto"/>
     </w:pPr>
@@ -7856,7 +8062,6 @@
     <w:name w:val="Medium List 1 Accent 1"/>
     <w:basedOn w:val="TableNormal"/>
     <w:uiPriority w:val="65"/>
-    <w:rsid w:val="00CB0664"/>
     <w:pPr>
       <w:spacing w:after="0" w:line="240" w:lineRule="auto"/>
     </w:pPr>
@@ -7940,7 +8145,6 @@
     <w:name w:val="Medium List 1 Accent 2"/>
     <w:basedOn w:val="TableNormal"/>
     <w:uiPriority w:val="65"/>
-    <w:rsid w:val="00CB0664"/>
     <w:pPr>
       <w:spacing w:after="0" w:line="240" w:lineRule="auto"/>
     </w:pPr>
@@ -8024,7 +8228,6 @@
     <w:name w:val="Medium List 1 Accent 3"/>
     <w:basedOn w:val="TableNormal"/>
     <w:uiPriority w:val="65"/>
-    <w:rsid w:val="00CB0664"/>
     <w:pPr>
       <w:spacing w:after="0" w:line="240" w:lineRule="auto"/>
     </w:pPr>
@@ -8108,7 +8311,6 @@
     <w:name w:val="Medium List 1 Accent 4"/>
     <w:basedOn w:val="TableNormal"/>
     <w:uiPriority w:val="65"/>
-    <w:rsid w:val="00CB0664"/>
     <w:pPr>
       <w:spacing w:after="0" w:line="240" w:lineRule="auto"/>
     </w:pPr>
@@ -8192,7 +8394,6 @@
     <w:name w:val="Medium List 1 Accent 5"/>
     <w:basedOn w:val="TableNormal"/>
     <w:uiPriority w:val="65"/>
-    <w:rsid w:val="00CB0664"/>
     <w:pPr>
       <w:spacing w:after="0" w:line="240" w:lineRule="auto"/>
     </w:pPr>
@@ -8276,7 +8477,6 @@
     <w:name w:val="Medium List 1 Accent 6"/>
     <w:basedOn w:val="TableNormal"/>
     <w:uiPriority w:val="65"/>
-    <w:rsid w:val="00CB0664"/>
     <w:pPr>
       <w:spacing w:after="0" w:line="240" w:lineRule="auto"/>
     </w:pPr>
@@ -8360,7 +8560,6 @@
     <w:name w:val="Medium List 2"/>
     <w:basedOn w:val="TableNormal"/>
     <w:uiPriority w:val="66"/>
-    <w:rsid w:val="00CB0664"/>
     <w:pPr>
       <w:spacing w:after="0" w:line="240" w:lineRule="auto"/>
     </w:pPr>
@@ -8488,7 +8687,6 @@
     <w:name w:val="Medium List 2 Accent 1"/>
     <w:basedOn w:val="TableNormal"/>
     <w:uiPriority w:val="66"/>
-    <w:rsid w:val="00CB0664"/>
     <w:pPr>
       <w:spacing w:after="0" w:line="240" w:lineRule="auto"/>
     </w:pPr>
@@ -8616,7 +8814,6 @@
     <w:name w:val="Medium List 2 Accent 2"/>
     <w:basedOn w:val="TableNormal"/>
     <w:uiPriority w:val="66"/>
-    <w:rsid w:val="00CB0664"/>
     <w:pPr>
       <w:spacing w:after="0" w:line="240" w:lineRule="auto"/>
     </w:pPr>
@@ -8744,7 +8941,6 @@
     <w:name w:val="Medium List 2 Accent 3"/>
     <w:basedOn w:val="TableNormal"/>
     <w:uiPriority w:val="66"/>
-    <w:rsid w:val="00CB0664"/>
     <w:pPr>
       <w:spacing w:after="0" w:line="240" w:lineRule="auto"/>
     </w:pPr>
@@ -8872,7 +9068,6 @@
     <w:name w:val="Medium List 2 Accent 4"/>
     <w:basedOn w:val="TableNormal"/>
     <w:uiPriority w:val="66"/>
-    <w:rsid w:val="00CB0664"/>
     <w:pPr>
       <w:spacing w:after="0" w:line="240" w:lineRule="auto"/>
     </w:pPr>
@@ -9000,7 +9195,6 @@
     <w:name w:val="Medium List 2 Accent 5"/>
     <w:basedOn w:val="TableNormal"/>
     <w:uiPriority w:val="66"/>
-    <w:rsid w:val="00CB0664"/>
     <w:pPr>
       <w:spacing w:after="0" w:line="240" w:lineRule="auto"/>
     </w:pPr>
@@ -9128,7 +9322,6 @@
     <w:name w:val="Medium List 2 Accent 6"/>
     <w:basedOn w:val="TableNormal"/>
     <w:uiPriority w:val="66"/>
-    <w:rsid w:val="00CB0664"/>
     <w:pPr>
       <w:spacing w:after="0" w:line="240" w:lineRule="auto"/>
     </w:pPr>
@@ -9256,7 +9449,6 @@
     <w:name w:val="Medium Grid 1"/>
     <w:basedOn w:val="TableNormal"/>
     <w:uiPriority w:val="67"/>
-    <w:rsid w:val="00CB0664"/>
     <w:pPr>
       <w:spacing w:after="0" w:line="240" w:lineRule="auto"/>
     </w:pPr>
@@ -9329,7 +9521,6 @@
     <w:name w:val="Medium Grid 1 Accent 1"/>
     <w:basedOn w:val="TableNormal"/>
     <w:uiPriority w:val="67"/>
-    <w:rsid w:val="00CB0664"/>
     <w:pPr>
       <w:spacing w:after="0" w:line="240" w:lineRule="auto"/>
     </w:pPr>
@@ -9402,7 +9593,6 @@
     <w:name w:val="Medium Grid 1 Accent 2"/>
     <w:basedOn w:val="TableNormal"/>
     <w:uiPriority w:val="67"/>
-    <w:rsid w:val="00CB0664"/>
     <w:pPr>
       <w:spacing w:after="0" w:line="240" w:lineRule="auto"/>
     </w:pPr>
@@ -9475,7 +9665,6 @@
     <w:name w:val="Medium Grid 1 Accent 3"/>
     <w:basedOn w:val="TableNormal"/>
     <w:uiPriority w:val="67"/>
-    <w:rsid w:val="00CB0664"/>
     <w:pPr>
       <w:spacing w:after="0" w:line="240" w:lineRule="auto"/>
     </w:pPr>
@@ -9548,7 +9737,6 @@
     <w:name w:val="Medium Grid 1 Accent 4"/>
     <w:basedOn w:val="TableNormal"/>
     <w:uiPriority w:val="67"/>
-    <w:rsid w:val="00CB0664"/>
     <w:pPr>
       <w:spacing w:after="0" w:line="240" w:lineRule="auto"/>
     </w:pPr>
@@ -9621,7 +9809,6 @@
     <w:name w:val="Medium Grid 1 Accent 5"/>
     <w:basedOn w:val="TableNormal"/>
     <w:uiPriority w:val="67"/>
-    <w:rsid w:val="00CB0664"/>
     <w:pPr>
       <w:spacing w:after="0" w:line="240" w:lineRule="auto"/>
     </w:pPr>
@@ -9694,7 +9881,6 @@
     <w:name w:val="Medium Grid 1 Accent 6"/>
     <w:basedOn w:val="TableNormal"/>
     <w:uiPriority w:val="67"/>
-    <w:rsid w:val="00CB0664"/>
     <w:pPr>
       <w:spacing w:after="0" w:line="240" w:lineRule="auto"/>
     </w:pPr>
@@ -9767,7 +9953,6 @@
     <w:name w:val="Medium Grid 2"/>
     <w:basedOn w:val="TableNormal"/>
     <w:uiPriority w:val="68"/>
-    <w:rsid w:val="00CB0664"/>
     <w:pPr>
       <w:spacing w:after="0" w:line="240" w:lineRule="auto"/>
     </w:pPr>
@@ -9892,7 +10077,6 @@
     <w:name w:val="Medium Grid 2 Accent 1"/>
     <w:basedOn w:val="TableNormal"/>
     <w:uiPriority w:val="68"/>
-    <w:rsid w:val="00CB0664"/>
     <w:pPr>
       <w:spacing w:after="0" w:line="240" w:lineRule="auto"/>
     </w:pPr>
@@ -10017,7 +10201,6 @@
     <w:name w:val="Medium Grid 2 Accent 2"/>
     <w:basedOn w:val="TableNormal"/>
     <w:uiPriority w:val="68"/>
-    <w:rsid w:val="00CB0664"/>
     <w:pPr>
       <w:spacing w:after="0" w:line="240" w:lineRule="auto"/>
     </w:pPr>
@@ -10142,7 +10325,6 @@
     <w:name w:val="Medium Grid 2 Accent 3"/>
     <w:basedOn w:val="TableNormal"/>
     <w:uiPriority w:val="68"/>
-    <w:rsid w:val="00CB0664"/>
     <w:pPr>
       <w:spacing w:after="0" w:line="240" w:lineRule="auto"/>
     </w:pPr>
@@ -10267,7 +10449,6 @@
     <w:name w:val="Medium Grid 2 Accent 4"/>
     <w:basedOn w:val="TableNormal"/>
     <w:uiPriority w:val="68"/>
-    <w:rsid w:val="00CB0664"/>
     <w:pPr>
       <w:spacing w:after="0" w:line="240" w:lineRule="auto"/>
     </w:pPr>
@@ -10392,7 +10573,6 @@
     <w:name w:val="Medium Grid 2 Accent 5"/>
     <w:basedOn w:val="TableNormal"/>
     <w:uiPriority w:val="68"/>
-    <w:rsid w:val="00CB0664"/>
     <w:pPr>
       <w:spacing w:after="0" w:line="240" w:lineRule="auto"/>
     </w:pPr>
@@ -10517,7 +10697,6 @@
     <w:name w:val="Medium Grid 2 Accent 6"/>
     <w:basedOn w:val="TableNormal"/>
     <w:uiPriority w:val="68"/>
-    <w:rsid w:val="00CB0664"/>
     <w:pPr>
       <w:spacing w:after="0" w:line="240" w:lineRule="auto"/>
     </w:pPr>
@@ -10642,7 +10821,6 @@
     <w:name w:val="Medium Grid 3"/>
     <w:basedOn w:val="TableNormal"/>
     <w:uiPriority w:val="69"/>
-    <w:rsid w:val="00CB0664"/>
     <w:pPr>
       <w:spacing w:after="0" w:line="240" w:lineRule="auto"/>
     </w:pPr>
@@ -10783,7 +10961,6 @@
     <w:name w:val="Medium Grid 3 Accent 1"/>
     <w:basedOn w:val="TableNormal"/>
     <w:uiPriority w:val="69"/>
-    <w:rsid w:val="00CB0664"/>
     <w:pPr>
       <w:spacing w:after="0" w:line="240" w:lineRule="auto"/>
     </w:pPr>
@@ -10924,7 +11101,6 @@
     <w:name w:val="Medium Grid 3 Accent 2"/>
     <w:basedOn w:val="TableNormal"/>
     <w:uiPriority w:val="69"/>
-    <w:rsid w:val="00CB0664"/>
     <w:pPr>
       <w:spacing w:after="0" w:line="240" w:lineRule="auto"/>
     </w:pPr>
@@ -11065,7 +11241,6 @@
     <w:name w:val="Medium Grid 3 Accent 3"/>
     <w:basedOn w:val="TableNormal"/>
     <w:uiPriority w:val="69"/>
-    <w:rsid w:val="00CB0664"/>
     <w:pPr>
       <w:spacing w:after="0" w:line="240" w:lineRule="auto"/>
     </w:pPr>
@@ -11206,7 +11381,6 @@
     <w:name w:val="Medium Grid 3 Accent 4"/>
     <w:basedOn w:val="TableNormal"/>
     <w:uiPriority w:val="69"/>
-    <w:rsid w:val="00CB0664"/>
     <w:pPr>
       <w:spacing w:after="0" w:line="240" w:lineRule="auto"/>
     </w:pPr>
@@ -11347,7 +11521,6 @@
     <w:name w:val="Medium Grid 3 Accent 5"/>
     <w:basedOn w:val="TableNormal"/>
     <w:uiPriority w:val="69"/>
-    <w:rsid w:val="00CB0664"/>
     <w:pPr>
       <w:spacing w:after="0" w:line="240" w:lineRule="auto"/>
     </w:pPr>
@@ -11488,7 +11661,6 @@
     <w:name w:val="Medium Grid 3 Accent 6"/>
     <w:basedOn w:val="TableNormal"/>
     <w:uiPriority w:val="69"/>
-    <w:rsid w:val="00CB0664"/>
     <w:pPr>
       <w:spacing w:after="0" w:line="240" w:lineRule="auto"/>
     </w:pPr>
@@ -11629,7 +11801,6 @@
     <w:name w:val="Dark List"/>
     <w:basedOn w:val="TableNormal"/>
     <w:uiPriority w:val="70"/>
-    <w:rsid w:val="00CB0664"/>
     <w:pPr>
       <w:spacing w:after="0" w:line="240" w:lineRule="auto"/>
     </w:pPr>
@@ -11743,7 +11914,6 @@
     <w:name w:val="Dark List Accent 1"/>
     <w:basedOn w:val="TableNormal"/>
     <w:uiPriority w:val="70"/>
-    <w:rsid w:val="00CB0664"/>
     <w:pPr>
       <w:spacing w:after="0" w:line="240" w:lineRule="auto"/>
     </w:pPr>
@@ -11857,7 +12027,6 @@
     <w:name w:val="Dark List Accent 2"/>
     <w:basedOn w:val="TableNormal"/>
     <w:uiPriority w:val="70"/>
-    <w:rsid w:val="00CB0664"/>
     <w:pPr>
       <w:spacing w:after="0" w:line="240" w:lineRule="auto"/>
     </w:pPr>
@@ -11971,7 +12140,6 @@
     <w:name w:val="Dark List Accent 3"/>
     <w:basedOn w:val="TableNormal"/>
     <w:uiPriority w:val="70"/>
-    <w:rsid w:val="00CB0664"/>
     <w:pPr>
       <w:spacing w:after="0" w:line="240" w:lineRule="auto"/>
     </w:pPr>
@@ -12085,7 +12253,6 @@
     <w:name w:val="Dark List Accent 4"/>
     <w:basedOn w:val="TableNormal"/>
     <w:uiPriority w:val="70"/>
-    <w:rsid w:val="00CB0664"/>
     <w:pPr>
       <w:spacing w:after="0" w:line="240" w:lineRule="auto"/>
     </w:pPr>
@@ -12199,7 +12366,6 @@
     <w:name w:val="Dark List Accent 5"/>
     <w:basedOn w:val="TableNormal"/>
     <w:uiPriority w:val="70"/>
-    <w:rsid w:val="00CB0664"/>
     <w:pPr>
       <w:spacing w:after="0" w:line="240" w:lineRule="auto"/>
     </w:pPr>
@@ -12313,7 +12479,6 @@
     <w:name w:val="Dark List Accent 6"/>
     <w:basedOn w:val="TableNormal"/>
     <w:uiPriority w:val="70"/>
-    <w:rsid w:val="00CB0664"/>
     <w:pPr>
       <w:spacing w:after="0" w:line="240" w:lineRule="auto"/>
     </w:pPr>
@@ -12427,7 +12592,6 @@
     <w:name w:val="Colorful Shading"/>
     <w:basedOn w:val="TableNormal"/>
     <w:uiPriority w:val="71"/>
-    <w:rsid w:val="00CB0664"/>
     <w:pPr>
       <w:spacing w:after="0" w:line="240" w:lineRule="auto"/>
     </w:pPr>
@@ -12549,7 +12713,6 @@
     <w:name w:val="Colorful Shading Accent 1"/>
     <w:basedOn w:val="TableNormal"/>
     <w:uiPriority w:val="71"/>
-    <w:rsid w:val="00CB0664"/>
     <w:pPr>
       <w:spacing w:after="0" w:line="240" w:lineRule="auto"/>
     </w:pPr>
@@ -12671,7 +12834,6 @@
     <w:name w:val="Colorful Shading Accent 2"/>
     <w:basedOn w:val="TableNormal"/>
     <w:uiPriority w:val="71"/>
-    <w:rsid w:val="00CB0664"/>
     <w:pPr>
       <w:spacing w:after="0" w:line="240" w:lineRule="auto"/>
     </w:pPr>
@@ -12793,7 +12955,6 @@
     <w:name w:val="Colorful Shading Accent 3"/>
     <w:basedOn w:val="TableNormal"/>
     <w:uiPriority w:val="71"/>
-    <w:rsid w:val="00CB0664"/>
     <w:pPr>
       <w:spacing w:after="0" w:line="240" w:lineRule="auto"/>
     </w:pPr>
@@ -12905,7 +13066,6 @@
     <w:name w:val="Colorful Shading Accent 4"/>
     <w:basedOn w:val="TableNormal"/>
     <w:uiPriority w:val="71"/>
-    <w:rsid w:val="00CB0664"/>
     <w:pPr>
       <w:spacing w:after="0" w:line="240" w:lineRule="auto"/>
     </w:pPr>
@@ -13027,7 +13187,6 @@
     <w:name w:val="Colorful Shading Accent 5"/>
     <w:basedOn w:val="TableNormal"/>
     <w:uiPriority w:val="71"/>
-    <w:rsid w:val="00CB0664"/>
     <w:pPr>
       <w:spacing w:after="0" w:line="240" w:lineRule="auto"/>
     </w:pPr>
@@ -13149,7 +13308,6 @@
     <w:name w:val="Colorful Shading Accent 6"/>
     <w:basedOn w:val="TableNormal"/>
     <w:uiPriority w:val="71"/>
-    <w:rsid w:val="00CB0664"/>
     <w:pPr>
       <w:spacing w:after="0" w:line="240" w:lineRule="auto"/>
     </w:pPr>
@@ -13271,7 +13429,6 @@
     <w:name w:val="Colorful List"/>
     <w:basedOn w:val="TableNormal"/>
     <w:uiPriority w:val="72"/>
-    <w:rsid w:val="00CB0664"/>
     <w:pPr>
       <w:spacing w:after="0" w:line="240" w:lineRule="auto"/>
     </w:pPr>
@@ -13357,7 +13514,6 @@
     <w:name w:val="Colorful List Accent 1"/>
     <w:basedOn w:val="TableNormal"/>
     <w:uiPriority w:val="72"/>
-    <w:rsid w:val="00CB0664"/>
     <w:pPr>
       <w:spacing w:after="0" w:line="240" w:lineRule="auto"/>
     </w:pPr>
@@ -13443,7 +13599,6 @@
     <w:name w:val="Colorful List Accent 2"/>
     <w:basedOn w:val="TableNormal"/>
     <w:uiPriority w:val="72"/>
-    <w:rsid w:val="00CB0664"/>
     <w:pPr>
       <w:spacing w:after="0" w:line="240" w:lineRule="auto"/>
     </w:pPr>
@@ -13529,7 +13684,6 @@
     <w:name w:val="Colorful List Accent 3"/>
     <w:basedOn w:val="TableNormal"/>
     <w:uiPriority w:val="72"/>
-    <w:rsid w:val="00CB0664"/>
     <w:pPr>
       <w:spacing w:after="0" w:line="240" w:lineRule="auto"/>
     </w:pPr>
@@ -13615,7 +13769,6 @@
     <w:name w:val="Colorful List Accent 4"/>
     <w:basedOn w:val="TableNormal"/>
     <w:uiPriority w:val="72"/>
-    <w:rsid w:val="00CB0664"/>
     <w:pPr>
       <w:spacing w:after="0" w:line="240" w:lineRule="auto"/>
     </w:pPr>
@@ -13701,7 +13854,6 @@
     <w:name w:val="Colorful List Accent 5"/>
     <w:basedOn w:val="TableNormal"/>
     <w:uiPriority w:val="72"/>
-    <w:rsid w:val="00CB0664"/>
     <w:pPr>
       <w:spacing w:after="0" w:line="240" w:lineRule="auto"/>
     </w:pPr>
@@ -13787,7 +13939,6 @@
     <w:name w:val="Colorful List Accent 6"/>
     <w:basedOn w:val="TableNormal"/>
     <w:uiPriority w:val="72"/>
-    <w:rsid w:val="00CB0664"/>
     <w:pPr>
       <w:spacing w:after="0" w:line="240" w:lineRule="auto"/>
     </w:pPr>
@@ -13873,7 +14024,6 @@
     <w:name w:val="Colorful Grid"/>
     <w:basedOn w:val="TableNormal"/>
     <w:uiPriority w:val="73"/>
-    <w:rsid w:val="00CB0664"/>
     <w:pPr>
       <w:spacing w:after="0" w:line="240" w:lineRule="auto"/>
     </w:pPr>
@@ -13953,7 +14103,6 @@
     <w:name w:val="Colorful Grid Accent 1"/>
     <w:basedOn w:val="TableNormal"/>
     <w:uiPriority w:val="73"/>
-    <w:rsid w:val="00CB0664"/>
     <w:pPr>
       <w:spacing w:after="0" w:line="240" w:lineRule="auto"/>
     </w:pPr>
@@ -14033,7 +14182,6 @@
     <w:name w:val="Colorful Grid Accent 2"/>
     <w:basedOn w:val="TableNormal"/>
     <w:uiPriority w:val="73"/>
-    <w:rsid w:val="00CB0664"/>
     <w:pPr>
       <w:spacing w:after="0" w:line="240" w:lineRule="auto"/>
     </w:pPr>
@@ -14113,7 +14261,6 @@
     <w:name w:val="Colorful Grid Accent 3"/>
     <w:basedOn w:val="TableNormal"/>
     <w:uiPriority w:val="73"/>
-    <w:rsid w:val="00CB0664"/>
     <w:pPr>
       <w:spacing w:after="0" w:line="240" w:lineRule="auto"/>
     </w:pPr>
@@ -14193,7 +14340,6 @@
     <w:name w:val="Colorful Grid Accent 4"/>
     <w:basedOn w:val="TableNormal"/>
     <w:uiPriority w:val="73"/>
-    <w:rsid w:val="00CB0664"/>
     <w:pPr>
       <w:spacing w:after="0" w:line="240" w:lineRule="auto"/>
     </w:pPr>
@@ -14273,7 +14419,6 @@
     <w:name w:val="Colorful Grid Accent 5"/>
     <w:basedOn w:val="TableNormal"/>
     <w:uiPriority w:val="73"/>
-    <w:rsid w:val="00CB0664"/>
     <w:pPr>
       <w:spacing w:after="0" w:line="240" w:lineRule="auto"/>
     </w:pPr>
@@ -14353,7 +14498,6 @@
     <w:name w:val="Colorful Grid Accent 6"/>
     <w:basedOn w:val="TableNormal"/>
     <w:uiPriority w:val="73"/>
-    <w:rsid w:val="00CB0664"/>
     <w:pPr>
       <w:spacing w:after="0" w:line="240" w:lineRule="auto"/>
     </w:pPr>
@@ -14646,7 +14790,6 @@
   <w:style w:type="paragraph" w:default="1" w:styleId="Normal">
     <w:name w:val="Normal"/>
     <w:qFormat/>
-    <w:rsid w:val="00FC693F"/>
   </w:style>
   <w:style w:type="paragraph" w:styleId="Heading1">
     <w:name w:val="heading 1"/>
@@ -14655,7 +14798,6 @@
     <w:link w:val="Heading1Char"/>
     <w:uiPriority w:val="9"/>
     <w:qFormat/>
-    <w:rsid w:val="00FC693F"/>
     <w:pPr>
       <w:keepNext/>
       <w:keepLines/>
@@ -14679,7 +14821,6 @@
     <w:uiPriority w:val="9"/>
     <w:unhideWhenUsed/>
     <w:qFormat/>
-    <w:rsid w:val="00FC693F"/>
     <w:pPr>
       <w:keepNext/>
       <w:keepLines/>
@@ -14703,7 +14844,6 @@
     <w:uiPriority w:val="9"/>
     <w:unhideWhenUsed/>
     <w:qFormat/>
-    <w:rsid w:val="00FC693F"/>
     <w:pPr>
       <w:keepNext/>
       <w:keepLines/>
@@ -14726,7 +14866,6 @@
     <w:semiHidden/>
     <w:unhideWhenUsed/>
     <w:qFormat/>
-    <w:rsid w:val="00FC693F"/>
     <w:pPr>
       <w:keepNext/>
       <w:keepLines/>
@@ -14751,7 +14890,6 @@
     <w:semiHidden/>
     <w:unhideWhenUsed/>
     <w:qFormat/>
-    <w:rsid w:val="00FC693F"/>
     <w:pPr>
       <w:keepNext/>
       <w:keepLines/>
@@ -14772,7 +14910,6 @@
     <w:semiHidden/>
     <w:unhideWhenUsed/>
     <w:qFormat/>
-    <w:rsid w:val="00FC693F"/>
     <w:pPr>
       <w:keepNext/>
       <w:keepLines/>
@@ -14795,7 +14932,6 @@
     <w:semiHidden/>
     <w:unhideWhenUsed/>
     <w:qFormat/>
-    <w:rsid w:val="00FC693F"/>
     <w:pPr>
       <w:keepNext/>
       <w:keepLines/>
@@ -14818,7 +14954,6 @@
     <w:semiHidden/>
     <w:unhideWhenUsed/>
     <w:qFormat/>
-    <w:rsid w:val="00FC693F"/>
     <w:pPr>
       <w:keepNext/>
       <w:keepLines/>
@@ -14841,7 +14976,6 @@
     <w:semiHidden/>
     <w:unhideWhenUsed/>
     <w:qFormat/>
-    <w:rsid w:val="00FC693F"/>
     <w:pPr>
       <w:keepNext/>
       <w:keepLines/>
@@ -14888,7 +15022,6 @@
     <w:name w:val="No Spacing"/>
     <w:uiPriority w:val="1"/>
     <w:qFormat/>
-    <w:rsid w:val="00FC693F"/>
     <w:pPr>
       <w:spacing w:after="0" w:line="240" w:lineRule="auto"/>
     </w:pPr>
@@ -14898,7 +15031,6 @@
     <w:basedOn w:val="DefaultParagraphFont"/>
     <w:link w:val="Heading1"/>
     <w:uiPriority w:val="9"/>
-    <w:rsid w:val="00FC693F"/>
     <w:rPr>
       <w:rFonts w:asciiTheme="majorHAnsi" w:eastAsiaTheme="majorEastAsia" w:hAnsiTheme="majorHAnsi" w:cstheme="majorBidi"/>
       <w:b/>
@@ -14913,7 +15045,6 @@
     <w:basedOn w:val="DefaultParagraphFont"/>
     <w:link w:val="Heading2"/>
     <w:uiPriority w:val="9"/>
-    <w:rsid w:val="00FC693F"/>
     <w:rPr>
       <w:rFonts w:asciiTheme="majorHAnsi" w:eastAsiaTheme="majorEastAsia" w:hAnsiTheme="majorHAnsi" w:cstheme="majorBidi"/>
       <w:b/>
@@ -14928,7 +15059,6 @@
     <w:basedOn w:val="DefaultParagraphFont"/>
     <w:link w:val="Heading3"/>
     <w:uiPriority w:val="9"/>
-    <w:rsid w:val="00FC693F"/>
     <w:rPr>
       <w:rFonts w:asciiTheme="majorHAnsi" w:eastAsiaTheme="majorEastAsia" w:hAnsiTheme="majorHAnsi" w:cstheme="majorBidi"/>
       <w:b/>
@@ -14943,7 +15073,6 @@
     <w:link w:val="TitleChar"/>
     <w:uiPriority w:val="10"/>
     <w:qFormat/>
-    <w:rsid w:val="00FC693F"/>
     <w:pPr>
       <w:pBdr>
         <w:bottom w:val="single" w:sz="8" w:space="4" w:color="4F81BD" w:themeColor="accent1"/>
@@ -14965,7 +15094,6 @@
     <w:basedOn w:val="DefaultParagraphFont"/>
     <w:link w:val="Title"/>
     <w:uiPriority w:val="10"/>
-    <w:rsid w:val="00FC693F"/>
     <w:rPr>
       <w:rFonts w:asciiTheme="majorHAnsi" w:eastAsiaTheme="majorEastAsia" w:hAnsiTheme="majorHAnsi" w:cstheme="majorBidi"/>
       <w:color w:val="17365D" w:themeColor="text2" w:themeShade="BF"/>
@@ -14982,7 +15110,6 @@
     <w:link w:val="SubtitleChar"/>
     <w:uiPriority w:val="11"/>
     <w:qFormat/>
-    <w:rsid w:val="00FC693F"/>
     <w:pPr>
       <w:numPr>
         <w:ilvl w:val="1"/>
@@ -15003,7 +15130,6 @@
     <w:basedOn w:val="DefaultParagraphFont"/>
     <w:link w:val="Subtitle"/>
     <w:uiPriority w:val="11"/>
-    <w:rsid w:val="00FC693F"/>
     <w:rPr>
       <w:rFonts w:asciiTheme="majorHAnsi" w:eastAsiaTheme="majorEastAsia" w:hAnsiTheme="majorHAnsi" w:cstheme="majorBidi"/>
       <w:i/>
@@ -15019,7 +15145,6 @@
     <w:basedOn w:val="Normal"/>
     <w:uiPriority w:val="34"/>
     <w:qFormat/>
-    <w:rsid w:val="00FC693F"/>
     <w:pPr>
       <w:ind w:left="720"/>
       <w:contextualSpacing/>
@@ -15031,7 +15156,6 @@
     <w:link w:val="BodyTextChar"/>
     <w:uiPriority w:val="99"/>
     <w:unhideWhenUsed/>
-    <w:rsid w:val="00AA1D8D"/>
     <w:pPr>
       <w:spacing w:after="120"/>
     </w:pPr>
@@ -15041,7 +15165,6 @@
     <w:basedOn w:val="DefaultParagraphFont"/>
     <w:link w:val="BodyText"/>
     <w:uiPriority w:val="99"/>
-    <w:rsid w:val="00AA1D8D"/>
   </w:style>
   <w:style w:type="paragraph" w:styleId="BodyText2">
     <w:name w:val="Body Text 2"/>
@@ -15049,7 +15172,6 @@
     <w:link w:val="BodyText2Char"/>
     <w:uiPriority w:val="99"/>
     <w:unhideWhenUsed/>
-    <w:rsid w:val="00AA1D8D"/>
     <w:pPr>
       <w:spacing w:after="120" w:line="480" w:lineRule="auto"/>
     </w:pPr>
@@ -15059,7 +15181,6 @@
     <w:basedOn w:val="DefaultParagraphFont"/>
     <w:link w:val="BodyText2"/>
     <w:uiPriority w:val="99"/>
-    <w:rsid w:val="00AA1D8D"/>
   </w:style>
   <w:style w:type="paragraph" w:styleId="BodyText3">
     <w:name w:val="Body Text 3"/>
@@ -15067,7 +15188,6 @@
     <w:link w:val="BodyText3Char"/>
     <w:uiPriority w:val="99"/>
     <w:unhideWhenUsed/>
-    <w:rsid w:val="00AA1D8D"/>
     <w:pPr>
       <w:spacing w:after="120"/>
     </w:pPr>
@@ -15081,7 +15201,6 @@
     <w:basedOn w:val="DefaultParagraphFont"/>
     <w:link w:val="BodyText3"/>
     <w:uiPriority w:val="99"/>
-    <w:rsid w:val="00AA1D8D"/>
     <w:rPr>
       <w:sz w:val="16"/>
       <w:szCs w:val="16"/>
@@ -15092,7 +15211,6 @@
     <w:basedOn w:val="Normal"/>
     <w:uiPriority w:val="99"/>
     <w:unhideWhenUsed/>
-    <w:rsid w:val="00AA1D8D"/>
     <w:pPr>
       <w:ind w:left="360" w:hanging="360"/>
       <w:contextualSpacing/>
@@ -15103,7 +15221,6 @@
     <w:basedOn w:val="Normal"/>
     <w:uiPriority w:val="99"/>
     <w:unhideWhenUsed/>
-    <w:rsid w:val="00326F90"/>
     <w:pPr>
       <w:ind w:left="720" w:hanging="360"/>
       <w:contextualSpacing/>
@@ -15114,7 +15231,6 @@
     <w:basedOn w:val="Normal"/>
     <w:uiPriority w:val="99"/>
     <w:unhideWhenUsed/>
-    <w:rsid w:val="00326F90"/>
     <w:pPr>
       <w:ind w:left="1080" w:hanging="360"/>
       <w:contextualSpacing/>
@@ -15125,7 +15241,6 @@
     <w:basedOn w:val="Normal"/>
     <w:uiPriority w:val="99"/>
     <w:unhideWhenUsed/>
-    <w:rsid w:val="00326F90"/>
     <w:pPr>
       <w:numPr>
         <w:numId w:val="1"/>
@@ -15138,7 +15253,6 @@
     <w:basedOn w:val="Normal"/>
     <w:uiPriority w:val="99"/>
     <w:unhideWhenUsed/>
-    <w:rsid w:val="00326F90"/>
     <w:pPr>
       <w:numPr>
         <w:numId w:val="2"/>
@@ -15151,7 +15265,6 @@
     <w:basedOn w:val="Normal"/>
     <w:uiPriority w:val="99"/>
     <w:unhideWhenUsed/>
-    <w:rsid w:val="00326F90"/>
     <w:pPr>
       <w:numPr>
         <w:numId w:val="3"/>
@@ -15164,7 +15277,6 @@
     <w:basedOn w:val="Normal"/>
     <w:uiPriority w:val="99"/>
     <w:unhideWhenUsed/>
-    <w:rsid w:val="00326F90"/>
     <w:pPr>
       <w:numPr>
         <w:numId w:val="5"/>
@@ -15177,7 +15289,6 @@
     <w:basedOn w:val="Normal"/>
     <w:uiPriority w:val="99"/>
     <w:unhideWhenUsed/>
-    <w:rsid w:val="0029639D"/>
     <w:pPr>
       <w:numPr>
         <w:numId w:val="6"/>
@@ -15190,7 +15301,6 @@
     <w:basedOn w:val="Normal"/>
     <w:uiPriority w:val="99"/>
     <w:unhideWhenUsed/>
-    <w:rsid w:val="0029639D"/>
     <w:pPr>
       <w:numPr>
         <w:numId w:val="7"/>
@@ -15203,7 +15313,6 @@
     <w:basedOn w:val="Normal"/>
     <w:uiPriority w:val="99"/>
     <w:unhideWhenUsed/>
-    <w:rsid w:val="0029639D"/>
     <w:pPr>
       <w:spacing w:after="120"/>
       <w:ind w:left="360"/>
@@ -15215,7 +15324,6 @@
     <w:basedOn w:val="Normal"/>
     <w:uiPriority w:val="99"/>
     <w:unhideWhenUsed/>
-    <w:rsid w:val="0029639D"/>
     <w:pPr>
       <w:spacing w:after="120"/>
       <w:ind w:left="720"/>
@@ -15227,7 +15335,6 @@
     <w:basedOn w:val="Normal"/>
     <w:uiPriority w:val="99"/>
     <w:unhideWhenUsed/>
-    <w:rsid w:val="0029639D"/>
     <w:pPr>
       <w:spacing w:after="120"/>
       <w:ind w:left="1080"/>
@@ -15239,7 +15346,6 @@
     <w:link w:val="MacroTextChar"/>
     <w:uiPriority w:val="99"/>
     <w:unhideWhenUsed/>
-    <w:rsid w:val="0029639D"/>
     <w:pPr>
       <w:tabs>
         <w:tab w:val="left" w:pos="576"/>
@@ -15262,7 +15368,6 @@
     <w:basedOn w:val="DefaultParagraphFont"/>
     <w:link w:val="MacroText"/>
     <w:uiPriority w:val="99"/>
-    <w:rsid w:val="0029639D"/>
     <w:rPr>
       <w:rFonts w:ascii="Courier" w:hAnsi="Courier"/>
       <w:sz w:val="20"/>
@@ -15276,7 +15381,6 @@
     <w:link w:val="QuoteChar"/>
     <w:uiPriority w:val="29"/>
     <w:qFormat/>
-    <w:rsid w:val="00FC693F"/>
     <w:rPr>
       <w:i/>
       <w:iCs/>
@@ -15288,7 +15392,6 @@
     <w:basedOn w:val="DefaultParagraphFont"/>
     <w:link w:val="Quote"/>
     <w:uiPriority w:val="29"/>
-    <w:rsid w:val="00FC693F"/>
     <w:rPr>
       <w:i/>
       <w:iCs/>
@@ -15301,7 +15404,6 @@
     <w:link w:val="Heading4"/>
     <w:uiPriority w:val="9"/>
     <w:semiHidden/>
-    <w:rsid w:val="00FC693F"/>
     <w:rPr>
       <w:rFonts w:asciiTheme="majorHAnsi" w:eastAsiaTheme="majorEastAsia" w:hAnsiTheme="majorHAnsi" w:cstheme="majorBidi"/>
       <w:b/>
@@ -15317,7 +15419,6 @@
     <w:link w:val="Heading5"/>
     <w:uiPriority w:val="9"/>
     <w:semiHidden/>
-    <w:rsid w:val="00FC693F"/>
     <w:rPr>
       <w:rFonts w:asciiTheme="majorHAnsi" w:eastAsiaTheme="majorEastAsia" w:hAnsiTheme="majorHAnsi" w:cstheme="majorBidi"/>
       <w:color w:val="243F60" w:themeColor="accent1" w:themeShade="7F"/>
@@ -15329,7 +15430,6 @@
     <w:link w:val="Heading6"/>
     <w:uiPriority w:val="9"/>
     <w:semiHidden/>
-    <w:rsid w:val="00FC693F"/>
     <w:rPr>
       <w:rFonts w:asciiTheme="majorHAnsi" w:eastAsiaTheme="majorEastAsia" w:hAnsiTheme="majorHAnsi" w:cstheme="majorBidi"/>
       <w:i/>
@@ -15343,7 +15443,6 @@
     <w:link w:val="Heading7"/>
     <w:uiPriority w:val="9"/>
     <w:semiHidden/>
-    <w:rsid w:val="00FC693F"/>
     <w:rPr>
       <w:rFonts w:asciiTheme="majorHAnsi" w:eastAsiaTheme="majorEastAsia" w:hAnsiTheme="majorHAnsi" w:cstheme="majorBidi"/>
       <w:i/>
@@ -15357,7 +15456,6 @@
     <w:link w:val="Heading8"/>
     <w:uiPriority w:val="9"/>
     <w:semiHidden/>
-    <w:rsid w:val="00FC693F"/>
     <w:rPr>
       <w:rFonts w:asciiTheme="majorHAnsi" w:eastAsiaTheme="majorEastAsia" w:hAnsiTheme="majorHAnsi" w:cstheme="majorBidi"/>
       <w:color w:val="4F81BD" w:themeColor="accent1"/>
@@ -15371,7 +15469,6 @@
     <w:link w:val="Heading9"/>
     <w:uiPriority w:val="9"/>
     <w:semiHidden/>
-    <w:rsid w:val="00FC693F"/>
     <w:rPr>
       <w:rFonts w:asciiTheme="majorHAnsi" w:eastAsiaTheme="majorEastAsia" w:hAnsiTheme="majorHAnsi" w:cstheme="majorBidi"/>
       <w:i/>
@@ -15389,7 +15486,6 @@
     <w:semiHidden/>
     <w:unhideWhenUsed/>
     <w:qFormat/>
-    <w:rsid w:val="00FC693F"/>
     <w:pPr>
       <w:spacing w:line="240" w:lineRule="auto"/>
     </w:pPr>
@@ -15406,7 +15502,6 @@
     <w:basedOn w:val="DefaultParagraphFont"/>
     <w:uiPriority w:val="22"/>
     <w:qFormat/>
-    <w:rsid w:val="00FC693F"/>
     <w:rPr>
       <w:b/>
       <w:bCs/>
@@ -15417,7 +15512,6 @@
     <w:basedOn w:val="DefaultParagraphFont"/>
     <w:uiPriority w:val="20"/>
     <w:qFormat/>
-    <w:rsid w:val="00FC693F"/>
     <w:rPr>
       <w:i/>
       <w:iCs/>
@@ -15430,7 +15524,6 @@
     <w:link w:val="IntenseQuoteChar"/>
     <w:uiPriority w:val="30"/>
     <w:qFormat/>
-    <w:rsid w:val="00FC693F"/>
     <w:pPr>
       <w:pBdr>
         <w:bottom w:val="single" w:sz="4" w:space="4" w:color="4F81BD" w:themeColor="accent1"/>
@@ -15451,7 +15544,6 @@
     <w:basedOn w:val="DefaultParagraphFont"/>
     <w:link w:val="IntenseQuote"/>
     <w:uiPriority w:val="30"/>
-    <w:rsid w:val="00FC693F"/>
     <w:rPr>
       <w:b/>
       <w:bCs/>
@@ -15465,7 +15557,6 @@
     <w:basedOn w:val="DefaultParagraphFont"/>
     <w:uiPriority w:val="19"/>
     <w:qFormat/>
-    <w:rsid w:val="00FC693F"/>
     <w:rPr>
       <w:i/>
       <w:iCs/>
@@ -15477,7 +15568,6 @@
     <w:basedOn w:val="DefaultParagraphFont"/>
     <w:uiPriority w:val="21"/>
     <w:qFormat/>
-    <w:rsid w:val="00FC693F"/>
     <w:rPr>
       <w:b/>
       <w:bCs/>
@@ -15491,7 +15581,6 @@
     <w:basedOn w:val="DefaultParagraphFont"/>
     <w:uiPriority w:val="31"/>
     <w:qFormat/>
-    <w:rsid w:val="00FC693F"/>
     <w:rPr>
       <w:smallCaps/>
       <w:color w:val="C0504D" w:themeColor="accent2"/>
@@ -15503,7 +15592,6 @@
     <w:basedOn w:val="DefaultParagraphFont"/>
     <w:uiPriority w:val="32"/>
     <w:qFormat/>
-    <w:rsid w:val="00FC693F"/>
     <w:rPr>
       <w:b/>
       <w:bCs/>
@@ -15518,7 +15606,6 @@
     <w:basedOn w:val="DefaultParagraphFont"/>
     <w:uiPriority w:val="33"/>
     <w:qFormat/>
-    <w:rsid w:val="00FC693F"/>
     <w:rPr>
       <w:b/>
       <w:bCs/>
@@ -15534,7 +15621,6 @@
     <w:semiHidden/>
     <w:unhideWhenUsed/>
     <w:qFormat/>
-    <w:rsid w:val="00FC693F"/>
     <w:pPr>
       <w:outlineLvl w:val="9"/>
     </w:pPr>
@@ -15543,7 +15629,6 @@
     <w:name w:val="Table Grid"/>
     <w:basedOn w:val="TableNormal"/>
     <w:uiPriority w:val="59"/>
-    <w:rsid w:val="00FC693F"/>
     <w:pPr>
       <w:spacing w:after="0" w:line="240" w:lineRule="auto"/>
     </w:pPr>
@@ -15569,7 +15654,6 @@
     <w:name w:val="Light Shading"/>
     <w:basedOn w:val="TableNormal"/>
     <w:uiPriority w:val="60"/>
-    <w:rsid w:val="00FC693F"/>
     <w:pPr>
       <w:spacing w:after="0" w:line="240" w:lineRule="auto"/>
     </w:pPr>
@@ -15672,7 +15756,6 @@
     <w:name w:val="Light Shading Accent 1"/>
     <w:basedOn w:val="TableNormal"/>
     <w:uiPriority w:val="60"/>
-    <w:rsid w:val="00FC693F"/>
     <w:pPr>
       <w:spacing w:after="0" w:line="240" w:lineRule="auto"/>
     </w:pPr>
@@ -15775,7 +15858,6 @@
     <w:name w:val="Light Shading Accent 2"/>
     <w:basedOn w:val="TableNormal"/>
     <w:uiPriority w:val="60"/>
-    <w:rsid w:val="00FC693F"/>
     <w:pPr>
       <w:spacing w:after="0" w:line="240" w:lineRule="auto"/>
     </w:pPr>
@@ -15878,7 +15960,6 @@
     <w:name w:val="Light Shading Accent 3"/>
     <w:basedOn w:val="TableNormal"/>
     <w:uiPriority w:val="60"/>
-    <w:rsid w:val="00FC693F"/>
     <w:pPr>
       <w:spacing w:after="0" w:line="240" w:lineRule="auto"/>
     </w:pPr>
@@ -15981,7 +16062,6 @@
     <w:name w:val="Light Shading Accent 4"/>
     <w:basedOn w:val="TableNormal"/>
     <w:uiPriority w:val="60"/>
-    <w:rsid w:val="00FC693F"/>
     <w:pPr>
       <w:spacing w:after="0" w:line="240" w:lineRule="auto"/>
     </w:pPr>
@@ -16084,7 +16164,6 @@
     <w:name w:val="Light Shading Accent 5"/>
     <w:basedOn w:val="TableNormal"/>
     <w:uiPriority w:val="60"/>
-    <w:rsid w:val="00FC693F"/>
     <w:pPr>
       <w:spacing w:after="0" w:line="240" w:lineRule="auto"/>
     </w:pPr>
@@ -16187,7 +16266,6 @@
     <w:name w:val="Light Shading Accent 6"/>
     <w:basedOn w:val="TableNormal"/>
     <w:uiPriority w:val="60"/>
-    <w:rsid w:val="00FC693F"/>
     <w:pPr>
       <w:spacing w:after="0" w:line="240" w:lineRule="auto"/>
     </w:pPr>
@@ -16290,7 +16368,6 @@
     <w:name w:val="Light List"/>
     <w:basedOn w:val="TableNormal"/>
     <w:uiPriority w:val="61"/>
-    <w:rsid w:val="00FC693F"/>
     <w:pPr>
       <w:spacing w:after="0" w:line="240" w:lineRule="auto"/>
     </w:pPr>
@@ -16382,7 +16459,6 @@
     <w:name w:val="Light List Accent 1"/>
     <w:basedOn w:val="TableNormal"/>
     <w:uiPriority w:val="61"/>
-    <w:rsid w:val="00FC693F"/>
     <w:pPr>
       <w:spacing w:after="0" w:line="240" w:lineRule="auto"/>
     </w:pPr>
@@ -16474,7 +16550,6 @@
     <w:name w:val="Light List Accent 2"/>
     <w:basedOn w:val="TableNormal"/>
     <w:uiPriority w:val="61"/>
-    <w:rsid w:val="00CB0664"/>
     <w:pPr>
       <w:spacing w:after="0" w:line="240" w:lineRule="auto"/>
     </w:pPr>
@@ -16566,7 +16641,6 @@
     <w:name w:val="Light List Accent 3"/>
     <w:basedOn w:val="TableNormal"/>
     <w:uiPriority w:val="61"/>
-    <w:rsid w:val="00CB0664"/>
     <w:pPr>
       <w:spacing w:after="0" w:line="240" w:lineRule="auto"/>
     </w:pPr>
@@ -16658,7 +16732,6 @@
     <w:name w:val="Light List Accent 4"/>
     <w:basedOn w:val="TableNormal"/>
     <w:uiPriority w:val="61"/>
-    <w:rsid w:val="00CB0664"/>
     <w:pPr>
       <w:spacing w:after="0" w:line="240" w:lineRule="auto"/>
     </w:pPr>
@@ -16750,7 +16823,6 @@
     <w:name w:val="Light List Accent 5"/>
     <w:basedOn w:val="TableNormal"/>
     <w:uiPriority w:val="61"/>
-    <w:rsid w:val="00CB0664"/>
     <w:pPr>
       <w:spacing w:after="0" w:line="240" w:lineRule="auto"/>
     </w:pPr>
@@ -16842,7 +16914,6 @@
     <w:name w:val="Light List Accent 6"/>
     <w:basedOn w:val="TableNormal"/>
     <w:uiPriority w:val="61"/>
-    <w:rsid w:val="00CB0664"/>
     <w:pPr>
       <w:spacing w:after="0" w:line="240" w:lineRule="auto"/>
     </w:pPr>
@@ -16934,7 +17005,6 @@
     <w:name w:val="Light Grid"/>
     <w:basedOn w:val="TableNormal"/>
     <w:uiPriority w:val="62"/>
-    <w:rsid w:val="00CB0664"/>
     <w:pPr>
       <w:spacing w:after="0" w:line="240" w:lineRule="auto"/>
     </w:pPr>
@@ -17064,7 +17134,6 @@
     <w:name w:val="Light Grid Accent 1"/>
     <w:basedOn w:val="TableNormal"/>
     <w:uiPriority w:val="62"/>
-    <w:rsid w:val="00CB0664"/>
     <w:pPr>
       <w:spacing w:after="0" w:line="240" w:lineRule="auto"/>
     </w:pPr>
@@ -17194,7 +17263,6 @@
     <w:name w:val="Light Grid Accent 2"/>
     <w:basedOn w:val="TableNormal"/>
     <w:uiPriority w:val="62"/>
-    <w:rsid w:val="00CB0664"/>
     <w:pPr>
       <w:spacing w:after="0" w:line="240" w:lineRule="auto"/>
     </w:pPr>
@@ -17324,7 +17392,6 @@
     <w:name w:val="Light Grid Accent 3"/>
     <w:basedOn w:val="TableNormal"/>
     <w:uiPriority w:val="62"/>
-    <w:rsid w:val="00CB0664"/>
     <w:pPr>
       <w:spacing w:after="0" w:line="240" w:lineRule="auto"/>
     </w:pPr>
@@ -17454,7 +17521,6 @@
     <w:name w:val="Light Grid Accent 4"/>
     <w:basedOn w:val="TableNormal"/>
     <w:uiPriority w:val="62"/>
-    <w:rsid w:val="00CB0664"/>
     <w:pPr>
       <w:spacing w:after="0" w:line="240" w:lineRule="auto"/>
     </w:pPr>
@@ -17584,7 +17650,6 @@
     <w:name w:val="Light Grid Accent 5"/>
     <w:basedOn w:val="TableNormal"/>
     <w:uiPriority w:val="62"/>
-    <w:rsid w:val="00CB0664"/>
     <w:pPr>
       <w:spacing w:after="0" w:line="240" w:lineRule="auto"/>
     </w:pPr>
@@ -17714,7 +17779,6 @@
     <w:name w:val="Light Grid Accent 6"/>
     <w:basedOn w:val="TableNormal"/>
     <w:uiPriority w:val="62"/>
-    <w:rsid w:val="00CB0664"/>
     <w:pPr>
       <w:spacing w:after="0" w:line="240" w:lineRule="auto"/>
     </w:pPr>
@@ -17844,7 +17908,6 @@
     <w:name w:val="Medium Shading 1"/>
     <w:basedOn w:val="TableNormal"/>
     <w:uiPriority w:val="63"/>
-    <w:rsid w:val="00CB0664"/>
     <w:pPr>
       <w:spacing w:after="0" w:line="240" w:lineRule="auto"/>
     </w:pPr>
@@ -17950,7 +18013,6 @@
     <w:name w:val="Medium Shading 1 Accent 1"/>
     <w:basedOn w:val="TableNormal"/>
     <w:uiPriority w:val="63"/>
-    <w:rsid w:val="00CB0664"/>
     <w:pPr>
       <w:spacing w:after="0" w:line="240" w:lineRule="auto"/>
     </w:pPr>
@@ -18056,7 +18118,6 @@
     <w:name w:val="Medium Shading 1 Accent 2"/>
     <w:basedOn w:val="TableNormal"/>
     <w:uiPriority w:val="63"/>
-    <w:rsid w:val="00CB0664"/>
     <w:pPr>
       <w:spacing w:after="0" w:line="240" w:lineRule="auto"/>
     </w:pPr>
@@ -18162,7 +18223,6 @@
     <w:name w:val="Medium Shading 1 Accent 3"/>
     <w:basedOn w:val="TableNormal"/>
     <w:uiPriority w:val="63"/>
-    <w:rsid w:val="00CB0664"/>
     <w:pPr>
       <w:spacing w:after="0" w:line="240" w:lineRule="auto"/>
     </w:pPr>
@@ -18268,7 +18328,6 @@
     <w:name w:val="Medium Shading 1 Accent 4"/>
     <w:basedOn w:val="TableNormal"/>
     <w:uiPriority w:val="63"/>
-    <w:rsid w:val="00CB0664"/>
     <w:pPr>
       <w:spacing w:after="0" w:line="240" w:lineRule="auto"/>
     </w:pPr>
@@ -18374,7 +18433,6 @@
     <w:name w:val="Medium Shading 1 Accent 5"/>
     <w:basedOn w:val="TableNormal"/>
     <w:uiPriority w:val="63"/>
-    <w:rsid w:val="00CB0664"/>
     <w:pPr>
       <w:spacing w:after="0" w:line="240" w:lineRule="auto"/>
     </w:pPr>
@@ -18480,7 +18538,6 @@
     <w:name w:val="Medium Shading 1 Accent 6"/>
     <w:basedOn w:val="TableNormal"/>
     <w:uiPriority w:val="63"/>
-    <w:rsid w:val="00CB0664"/>
     <w:pPr>
       <w:spacing w:after="0" w:line="240" w:lineRule="auto"/>
     </w:pPr>
@@ -18586,7 +18643,6 @@
     <w:name w:val="Medium Shading 2"/>
     <w:basedOn w:val="TableNormal"/>
     <w:uiPriority w:val="64"/>
-    <w:rsid w:val="00CB0664"/>
     <w:pPr>
       <w:spacing w:after="0" w:line="240" w:lineRule="auto"/>
     </w:pPr>
@@ -18735,7 +18791,6 @@
     <w:name w:val="Medium Shading 2 Accent 1"/>
     <w:basedOn w:val="TableNormal"/>
     <w:uiPriority w:val="64"/>
-    <w:rsid w:val="00CB0664"/>
     <w:pPr>
       <w:spacing w:after="0" w:line="240" w:lineRule="auto"/>
     </w:pPr>
@@ -18884,7 +18939,6 @@
     <w:name w:val="Medium Shading 2 Accent 2"/>
     <w:basedOn w:val="TableNormal"/>
     <w:uiPriority w:val="64"/>
-    <w:rsid w:val="00CB0664"/>
     <w:pPr>
       <w:spacing w:after="0" w:line="240" w:lineRule="auto"/>
     </w:pPr>
@@ -19033,7 +19087,6 @@
     <w:name w:val="Medium Shading 2 Accent 3"/>
     <w:basedOn w:val="TableNormal"/>
     <w:uiPriority w:val="64"/>
-    <w:rsid w:val="00CB0664"/>
     <w:pPr>
       <w:spacing w:after="0" w:line="240" w:lineRule="auto"/>
     </w:pPr>
@@ -19182,7 +19235,6 @@
     <w:name w:val="Medium Shading 2 Accent 4"/>
     <w:basedOn w:val="TableNormal"/>
     <w:uiPriority w:val="64"/>
-    <w:rsid w:val="00CB0664"/>
     <w:pPr>
       <w:spacing w:after="0" w:line="240" w:lineRule="auto"/>
     </w:pPr>
@@ -19331,7 +19383,6 @@
     <w:name w:val="Medium Shading 2 Accent 5"/>
     <w:basedOn w:val="TableNormal"/>
     <w:uiPriority w:val="64"/>
-    <w:rsid w:val="00CB0664"/>
     <w:pPr>
       <w:spacing w:after="0" w:line="240" w:lineRule="auto"/>
     </w:pPr>
@@ -19480,7 +19531,6 @@
     <w:name w:val="Medium Shading 2 Accent 6"/>
     <w:basedOn w:val="TableNormal"/>
     <w:uiPriority w:val="64"/>
-    <w:rsid w:val="00CB0664"/>
     <w:pPr>
       <w:spacing w:after="0" w:line="240" w:lineRule="auto"/>
     </w:pPr>
@@ -19629,7 +19679,6 @@
     <w:name w:val="Medium List 1"/>
     <w:basedOn w:val="TableNormal"/>
     <w:uiPriority w:val="65"/>
-    <w:rsid w:val="00CB0664"/>
     <w:pPr>
       <w:spacing w:after="0" w:line="240" w:lineRule="auto"/>
     </w:pPr>
@@ -19713,7 +19762,6 @@
     <w:name w:val="Medium List 1 Accent 1"/>
     <w:basedOn w:val="TableNormal"/>
     <w:uiPriority w:val="65"/>
-    <w:rsid w:val="00CB0664"/>
     <w:pPr>
       <w:spacing w:after="0" w:line="240" w:lineRule="auto"/>
     </w:pPr>
@@ -19797,7 +19845,6 @@
     <w:name w:val="Medium List 1 Accent 2"/>
     <w:basedOn w:val="TableNormal"/>
     <w:uiPriority w:val="65"/>
-    <w:rsid w:val="00CB0664"/>
     <w:pPr>
       <w:spacing w:after="0" w:line="240" w:lineRule="auto"/>
     </w:pPr>
@@ -19881,7 +19928,6 @@
     <w:name w:val="Medium List 1 Accent 3"/>
     <w:basedOn w:val="TableNormal"/>
     <w:uiPriority w:val="65"/>
-    <w:rsid w:val="00CB0664"/>
     <w:pPr>
       <w:spacing w:after="0" w:line="240" w:lineRule="auto"/>
     </w:pPr>
@@ -19965,7 +20011,6 @@
     <w:name w:val="Medium List 1 Accent 4"/>
     <w:basedOn w:val="TableNormal"/>
     <w:uiPriority w:val="65"/>
-    <w:rsid w:val="00CB0664"/>
     <w:pPr>
       <w:spacing w:after="0" w:line="240" w:lineRule="auto"/>
     </w:pPr>
@@ -20049,7 +20094,6 @@
     <w:name w:val="Medium List 1 Accent 5"/>
     <w:basedOn w:val="TableNormal"/>
     <w:uiPriority w:val="65"/>
-    <w:rsid w:val="00CB0664"/>
     <w:pPr>
       <w:spacing w:after="0" w:line="240" w:lineRule="auto"/>
     </w:pPr>
@@ -20133,7 +20177,6 @@
     <w:name w:val="Medium List 1 Accent 6"/>
     <w:basedOn w:val="TableNormal"/>
     <w:uiPriority w:val="65"/>
-    <w:rsid w:val="00CB0664"/>
     <w:pPr>
       <w:spacing w:after="0" w:line="240" w:lineRule="auto"/>
     </w:pPr>
@@ -20217,7 +20260,6 @@
     <w:name w:val="Medium List 2"/>
     <w:basedOn w:val="TableNormal"/>
     <w:uiPriority w:val="66"/>
-    <w:rsid w:val="00CB0664"/>
     <w:pPr>
       <w:spacing w:after="0" w:line="240" w:lineRule="auto"/>
     </w:pPr>
@@ -20345,7 +20387,6 @@
     <w:name w:val="Medium List 2 Accent 1"/>
     <w:basedOn w:val="TableNormal"/>
     <w:uiPriority w:val="66"/>
-    <w:rsid w:val="00CB0664"/>
     <w:pPr>
       <w:spacing w:after="0" w:line="240" w:lineRule="auto"/>
     </w:pPr>
@@ -20473,7 +20514,6 @@
     <w:name w:val="Medium List 2 Accent 2"/>
     <w:basedOn w:val="TableNormal"/>
     <w:uiPriority w:val="66"/>
-    <w:rsid w:val="00CB0664"/>
     <w:pPr>
       <w:spacing w:after="0" w:line="240" w:lineRule="auto"/>
     </w:pPr>
@@ -20601,7 +20641,6 @@
     <w:name w:val="Medium List 2 Accent 3"/>
     <w:basedOn w:val="TableNormal"/>
     <w:uiPriority w:val="66"/>
-    <w:rsid w:val="00CB0664"/>
     <w:pPr>
       <w:spacing w:after="0" w:line="240" w:lineRule="auto"/>
     </w:pPr>
@@ -20729,7 +20768,6 @@
     <w:name w:val="Medium List 2 Accent 4"/>
     <w:basedOn w:val="TableNormal"/>
     <w:uiPriority w:val="66"/>
-    <w:rsid w:val="00CB0664"/>
     <w:pPr>
       <w:spacing w:after="0" w:line="240" w:lineRule="auto"/>
     </w:pPr>
@@ -20857,7 +20895,6 @@
     <w:name w:val="Medium List 2 Accent 5"/>
     <w:basedOn w:val="TableNormal"/>
     <w:uiPriority w:val="66"/>
-    <w:rsid w:val="00CB0664"/>
     <w:pPr>
       <w:spacing w:after="0" w:line="240" w:lineRule="auto"/>
     </w:pPr>
@@ -20985,7 +21022,6 @@
     <w:name w:val="Medium List 2 Accent 6"/>
     <w:basedOn w:val="TableNormal"/>
     <w:uiPriority w:val="66"/>
-    <w:rsid w:val="00CB0664"/>
     <w:pPr>
       <w:spacing w:after="0" w:line="240" w:lineRule="auto"/>
     </w:pPr>
@@ -21113,7 +21149,6 @@
     <w:name w:val="Medium Grid 1"/>
     <w:basedOn w:val="TableNormal"/>
     <w:uiPriority w:val="67"/>
-    <w:rsid w:val="00CB0664"/>
     <w:pPr>
       <w:spacing w:after="0" w:line="240" w:lineRule="auto"/>
     </w:pPr>
@@ -21186,7 +21221,6 @@
     <w:name w:val="Medium Grid 1 Accent 1"/>
     <w:basedOn w:val="TableNormal"/>
     <w:uiPriority w:val="67"/>
-    <w:rsid w:val="00CB0664"/>
     <w:pPr>
       <w:spacing w:after="0" w:line="240" w:lineRule="auto"/>
     </w:pPr>
@@ -21259,7 +21293,6 @@
     <w:name w:val="Medium Grid 1 Accent 2"/>
     <w:basedOn w:val="TableNormal"/>
     <w:uiPriority w:val="67"/>
-    <w:rsid w:val="00CB0664"/>
     <w:pPr>
       <w:spacing w:after="0" w:line="240" w:lineRule="auto"/>
     </w:pPr>
@@ -21332,7 +21365,6 @@
     <w:name w:val="Medium Grid 1 Accent 3"/>
     <w:basedOn w:val="TableNormal"/>
     <w:uiPriority w:val="67"/>
-    <w:rsid w:val="00CB0664"/>
     <w:pPr>
       <w:spacing w:after="0" w:line="240" w:lineRule="auto"/>
     </w:pPr>
@@ -21405,7 +21437,6 @@
     <w:name w:val="Medium Grid 1 Accent 4"/>
     <w:basedOn w:val="TableNormal"/>
     <w:uiPriority w:val="67"/>
-    <w:rsid w:val="00CB0664"/>
     <w:pPr>
       <w:spacing w:after="0" w:line="240" w:lineRule="auto"/>
     </w:pPr>
@@ -21478,7 +21509,6 @@
     <w:name w:val="Medium Grid 1 Accent 5"/>
     <w:basedOn w:val="TableNormal"/>
     <w:uiPriority w:val="67"/>
-    <w:rsid w:val="00CB0664"/>
     <w:pPr>
       <w:spacing w:after="0" w:line="240" w:lineRule="auto"/>
     </w:pPr>
@@ -21551,7 +21581,6 @@
     <w:name w:val="Medium Grid 1 Accent 6"/>
     <w:basedOn w:val="TableNormal"/>
     <w:uiPriority w:val="67"/>
-    <w:rsid w:val="00CB0664"/>
     <w:pPr>
       <w:spacing w:after="0" w:line="240" w:lineRule="auto"/>
     </w:pPr>
@@ -21624,7 +21653,6 @@
     <w:name w:val="Medium Grid 2"/>
     <w:basedOn w:val="TableNormal"/>
     <w:uiPriority w:val="68"/>
-    <w:rsid w:val="00CB0664"/>
     <w:pPr>
       <w:spacing w:after="0" w:line="240" w:lineRule="auto"/>
     </w:pPr>
@@ -21749,7 +21777,6 @@
     <w:name w:val="Medium Grid 2 Accent 1"/>
     <w:basedOn w:val="TableNormal"/>
     <w:uiPriority w:val="68"/>
-    <w:rsid w:val="00CB0664"/>
     <w:pPr>
       <w:spacing w:after="0" w:line="240" w:lineRule="auto"/>
     </w:pPr>
@@ -21874,7 +21901,6 @@
     <w:name w:val="Medium Grid 2 Accent 2"/>
     <w:basedOn w:val="TableNormal"/>
     <w:uiPriority w:val="68"/>
-    <w:rsid w:val="00CB0664"/>
     <w:pPr>
       <w:spacing w:after="0" w:line="240" w:lineRule="auto"/>
     </w:pPr>
@@ -21999,7 +22025,6 @@
     <w:name w:val="Medium Grid 2 Accent 3"/>
     <w:basedOn w:val="TableNormal"/>
     <w:uiPriority w:val="68"/>
-    <w:rsid w:val="00CB0664"/>
     <w:pPr>
       <w:spacing w:after="0" w:line="240" w:lineRule="auto"/>
     </w:pPr>
@@ -22124,7 +22149,6 @@
     <w:name w:val="Medium Grid 2 Accent 4"/>
     <w:basedOn w:val="TableNormal"/>
     <w:uiPriority w:val="68"/>
-    <w:rsid w:val="00CB0664"/>
     <w:pPr>
       <w:spacing w:after="0" w:line="240" w:lineRule="auto"/>
     </w:pPr>
@@ -22249,7 +22273,6 @@
     <w:name w:val="Medium Grid 2 Accent 5"/>
     <w:basedOn w:val="TableNormal"/>
     <w:uiPriority w:val="68"/>
-    <w:rsid w:val="00CB0664"/>
     <w:pPr>
       <w:spacing w:after="0" w:line="240" w:lineRule="auto"/>
     </w:pPr>
@@ -22374,7 +22397,6 @@
     <w:name w:val="Medium Grid 2 Accent 6"/>
     <w:basedOn w:val="TableNormal"/>
     <w:uiPriority w:val="68"/>
-    <w:rsid w:val="00CB0664"/>
     <w:pPr>
       <w:spacing w:after="0" w:line="240" w:lineRule="auto"/>
     </w:pPr>
@@ -22499,7 +22521,6 @@
     <w:name w:val="Medium Grid 3"/>
     <w:basedOn w:val="TableNormal"/>
     <w:uiPriority w:val="69"/>
-    <w:rsid w:val="00CB0664"/>
     <w:pPr>
       <w:spacing w:after="0" w:line="240" w:lineRule="auto"/>
     </w:pPr>
@@ -22640,7 +22661,6 @@
     <w:name w:val="Medium Grid 3 Accent 1"/>
     <w:basedOn w:val="TableNormal"/>
     <w:uiPriority w:val="69"/>
-    <w:rsid w:val="00CB0664"/>
     <w:pPr>
       <w:spacing w:after="0" w:line="240" w:lineRule="auto"/>
     </w:pPr>
@@ -22781,7 +22801,6 @@
     <w:name w:val="Medium Grid 3 Accent 2"/>
     <w:basedOn w:val="TableNormal"/>
     <w:uiPriority w:val="69"/>
-    <w:rsid w:val="00CB0664"/>
     <w:pPr>
       <w:spacing w:after="0" w:line="240" w:lineRule="auto"/>
     </w:pPr>
@@ -22922,7 +22941,6 @@
     <w:name w:val="Medium Grid 3 Accent 3"/>
     <w:basedOn w:val="TableNormal"/>
     <w:uiPriority w:val="69"/>
-    <w:rsid w:val="00CB0664"/>
     <w:pPr>
       <w:spacing w:after="0" w:line="240" w:lineRule="auto"/>
     </w:pPr>
@@ -23063,7 +23081,6 @@
     <w:name w:val="Medium Grid 3 Accent 4"/>
     <w:basedOn w:val="TableNormal"/>
     <w:uiPriority w:val="69"/>
-    <w:rsid w:val="00CB0664"/>
     <w:pPr>
       <w:spacing w:after="0" w:line="240" w:lineRule="auto"/>
     </w:pPr>
@@ -23204,7 +23221,6 @@
     <w:name w:val="Medium Grid 3 Accent 5"/>
     <w:basedOn w:val="TableNormal"/>
     <w:uiPriority w:val="69"/>
-    <w:rsid w:val="00CB0664"/>
     <w:pPr>
       <w:spacing w:after="0" w:line="240" w:lineRule="auto"/>
     </w:pPr>
@@ -23345,7 +23361,6 @@
     <w:name w:val="Medium Grid 3 Accent 6"/>
     <w:basedOn w:val="TableNormal"/>
     <w:uiPriority w:val="69"/>
-    <w:rsid w:val="00CB0664"/>
     <w:pPr>
       <w:spacing w:after="0" w:line="240" w:lineRule="auto"/>
     </w:pPr>
@@ -23486,7 +23501,6 @@
     <w:name w:val="Dark List"/>
     <w:basedOn w:val="TableNormal"/>
     <w:uiPriority w:val="70"/>
-    <w:rsid w:val="00CB0664"/>
     <w:pPr>
       <w:spacing w:after="0" w:line="240" w:lineRule="auto"/>
     </w:pPr>
@@ -23600,7 +23614,6 @@
     <w:name w:val="Dark List Accent 1"/>
     <w:basedOn w:val="TableNormal"/>
     <w:uiPriority w:val="70"/>
-    <w:rsid w:val="00CB0664"/>
     <w:pPr>
       <w:spacing w:after="0" w:line="240" w:lineRule="auto"/>
     </w:pPr>
@@ -23714,7 +23727,6 @@
     <w:name w:val="Dark List Accent 2"/>
     <w:basedOn w:val="TableNormal"/>
     <w:uiPriority w:val="70"/>
-    <w:rsid w:val="00CB0664"/>
     <w:pPr>
       <w:spacing w:after="0" w:line="240" w:lineRule="auto"/>
     </w:pPr>
@@ -23828,7 +23840,6 @@
     <w:name w:val="Dark List Accent 3"/>
     <w:basedOn w:val="TableNormal"/>
     <w:uiPriority w:val="70"/>
-    <w:rsid w:val="00CB0664"/>
     <w:pPr>
       <w:spacing w:after="0" w:line="240" w:lineRule="auto"/>
     </w:pPr>
@@ -23942,7 +23953,6 @@
     <w:name w:val="Dark List Accent 4"/>
     <w:basedOn w:val="TableNormal"/>
     <w:uiPriority w:val="70"/>
-    <w:rsid w:val="00CB0664"/>
     <w:pPr>
       <w:spacing w:after="0" w:line="240" w:lineRule="auto"/>
     </w:pPr>
@@ -24056,7 +24066,6 @@
     <w:name w:val="Dark List Accent 5"/>
     <w:basedOn w:val="TableNormal"/>
     <w:uiPriority w:val="70"/>
-    <w:rsid w:val="00CB0664"/>
     <w:pPr>
       <w:spacing w:after="0" w:line="240" w:lineRule="auto"/>
     </w:pPr>
@@ -24170,7 +24179,6 @@
     <w:name w:val="Dark List Accent 6"/>
     <w:basedOn w:val="TableNormal"/>
     <w:uiPriority w:val="70"/>
-    <w:rsid w:val="00CB0664"/>
     <w:pPr>
       <w:spacing w:after="0" w:line="240" w:lineRule="auto"/>
     </w:pPr>
@@ -24284,7 +24292,6 @@
     <w:name w:val="Colorful Shading"/>
     <w:basedOn w:val="TableNormal"/>
     <w:uiPriority w:val="71"/>
-    <w:rsid w:val="00CB0664"/>
     <w:pPr>
       <w:spacing w:after="0" w:line="240" w:lineRule="auto"/>
     </w:pPr>
@@ -24406,7 +24413,6 @@
     <w:name w:val="Colorful Shading Accent 1"/>
     <w:basedOn w:val="TableNormal"/>
     <w:uiPriority w:val="71"/>
-    <w:rsid w:val="00CB0664"/>
     <w:pPr>
       <w:spacing w:after="0" w:line="240" w:lineRule="auto"/>
     </w:pPr>
@@ -24528,7 +24534,6 @@
     <w:name w:val="Colorful Shading Accent 2"/>
     <w:basedOn w:val="TableNormal"/>
     <w:uiPriority w:val="71"/>
-    <w:rsid w:val="00CB0664"/>
     <w:pPr>
       <w:spacing w:after="0" w:line="240" w:lineRule="auto"/>
     </w:pPr>
@@ -24650,7 +24655,6 @@
     <w:name w:val="Colorful Shading Accent 3"/>
     <w:basedOn w:val="TableNormal"/>
     <w:uiPriority w:val="71"/>
-    <w:rsid w:val="00CB0664"/>
     <w:pPr>
       <w:spacing w:after="0" w:line="240" w:lineRule="auto"/>
     </w:pPr>
@@ -24762,7 +24766,6 @@
     <w:name w:val="Colorful Shading Accent 4"/>
     <w:basedOn w:val="TableNormal"/>
     <w:uiPriority w:val="71"/>
-    <w:rsid w:val="00CB0664"/>
     <w:pPr>
       <w:spacing w:after="0" w:line="240" w:lineRule="auto"/>
     </w:pPr>
@@ -24884,7 +24887,6 @@
     <w:name w:val="Colorful Shading Accent 5"/>
     <w:basedOn w:val="TableNormal"/>
     <w:uiPriority w:val="71"/>
-    <w:rsid w:val="00CB0664"/>
     <w:pPr>
       <w:spacing w:after="0" w:line="240" w:lineRule="auto"/>
     </w:pPr>
@@ -25006,7 +25008,6 @@
     <w:name w:val="Colorful Shading Accent 6"/>
     <w:basedOn w:val="TableNormal"/>
     <w:uiPriority w:val="71"/>
-    <w:rsid w:val="00CB0664"/>
     <w:pPr>
       <w:spacing w:after="0" w:line="240" w:lineRule="auto"/>
     </w:pPr>
@@ -25128,7 +25129,6 @@
     <w:name w:val="Colorful List"/>
     <w:basedOn w:val="TableNormal"/>
     <w:uiPriority w:val="72"/>
-    <w:rsid w:val="00CB0664"/>
     <w:pPr>
       <w:spacing w:after="0" w:line="240" w:lineRule="auto"/>
     </w:pPr>
@@ -25214,7 +25214,6 @@
     <w:name w:val="Colorful List Accent 1"/>
     <w:basedOn w:val="TableNormal"/>
     <w:uiPriority w:val="72"/>
-    <w:rsid w:val="00CB0664"/>
     <w:pPr>
       <w:spacing w:after="0" w:line="240" w:lineRule="auto"/>
     </w:pPr>
@@ -25300,7 +25299,6 @@
     <w:name w:val="Colorful List Accent 2"/>
     <w:basedOn w:val="TableNormal"/>
     <w:uiPriority w:val="72"/>
-    <w:rsid w:val="00CB0664"/>
     <w:pPr>
       <w:spacing w:after="0" w:line="240" w:lineRule="auto"/>
     </w:pPr>
@@ -25386,7 +25384,6 @@
     <w:name w:val="Colorful List Accent 3"/>
     <w:basedOn w:val="TableNormal"/>
     <w:uiPriority w:val="72"/>
-    <w:rsid w:val="00CB0664"/>
     <w:pPr>
       <w:spacing w:after="0" w:line="240" w:lineRule="auto"/>
     </w:pPr>
@@ -25472,7 +25469,6 @@
     <w:name w:val="Colorful List Accent 4"/>
     <w:basedOn w:val="TableNormal"/>
     <w:uiPriority w:val="72"/>
-    <w:rsid w:val="00CB0664"/>
     <w:pPr>
       <w:spacing w:after="0" w:line="240" w:lineRule="auto"/>
     </w:pPr>
@@ -25558,7 +25554,6 @@
     <w:name w:val="Colorful List Accent 5"/>
     <w:basedOn w:val="TableNormal"/>
     <w:uiPriority w:val="72"/>
-    <w:rsid w:val="00CB0664"/>
     <w:pPr>
       <w:spacing w:after="0" w:line="240" w:lineRule="auto"/>
     </w:pPr>
@@ -25644,7 +25639,6 @@
     <w:name w:val="Colorful List Accent 6"/>
     <w:basedOn w:val="TableNormal"/>
     <w:uiPriority w:val="72"/>
-    <w:rsid w:val="00CB0664"/>
     <w:pPr>
       <w:spacing w:after="0" w:line="240" w:lineRule="auto"/>
     </w:pPr>
@@ -25730,7 +25724,6 @@
     <w:name w:val="Colorful Grid"/>
     <w:basedOn w:val="TableNormal"/>
     <w:uiPriority w:val="73"/>
-    <w:rsid w:val="00CB0664"/>
     <w:pPr>
       <w:spacing w:after="0" w:line="240" w:lineRule="auto"/>
     </w:pPr>
@@ -25810,7 +25803,6 @@
     <w:name w:val="Colorful Grid Accent 1"/>
     <w:basedOn w:val="TableNormal"/>
     <w:uiPriority w:val="73"/>
-    <w:rsid w:val="00CB0664"/>
     <w:pPr>
       <w:spacing w:after="0" w:line="240" w:lineRule="auto"/>
     </w:pPr>
@@ -25890,7 +25882,6 @@
     <w:name w:val="Colorful Grid Accent 2"/>
     <w:basedOn w:val="TableNormal"/>
     <w:uiPriority w:val="73"/>
-    <w:rsid w:val="00CB0664"/>
     <w:pPr>
       <w:spacing w:after="0" w:line="240" w:lineRule="auto"/>
     </w:pPr>
@@ -25970,7 +25961,6 @@
     <w:name w:val="Colorful Grid Accent 3"/>
     <w:basedOn w:val="TableNormal"/>
     <w:uiPriority w:val="73"/>
-    <w:rsid w:val="00CB0664"/>
     <w:pPr>
       <w:spacing w:after="0" w:line="240" w:lineRule="auto"/>
     </w:pPr>
@@ -26050,7 +26040,6 @@
     <w:name w:val="Colorful Grid Accent 4"/>
     <w:basedOn w:val="TableNormal"/>
     <w:uiPriority w:val="73"/>
-    <w:rsid w:val="00CB0664"/>
     <w:pPr>
       <w:spacing w:after="0" w:line="240" w:lineRule="auto"/>
     </w:pPr>
@@ -26130,7 +26119,6 @@
     <w:name w:val="Colorful Grid Accent 5"/>
     <w:basedOn w:val="TableNormal"/>
     <w:uiPriority w:val="73"/>
-    <w:rsid w:val="00CB0664"/>
     <w:pPr>
       <w:spacing w:after="0" w:line="240" w:lineRule="auto"/>
     </w:pPr>
@@ -26210,7 +26198,6 @@
     <w:name w:val="Colorful Grid Accent 6"/>
     <w:basedOn w:val="TableNormal"/>
     <w:uiPriority w:val="73"/>
-    <w:rsid w:val="00CB0664"/>
     <w:pPr>
       <w:spacing w:after="0" w:line="240" w:lineRule="auto"/>
     </w:pPr>
